--- a/Ответ на рецензию.docx
+++ b/Ответ на рецензию.docx
@@ -28,14 +28,7 @@
           <w:i/>
           <w:iCs/>
         </w:rPr>
-        <w:t>«</w:t>
-      </w:r>
-      <w:r>
-        <w:rPr>
-          <w:i/>
-          <w:iCs/>
-        </w:rPr>
-        <w:t xml:space="preserve">Название статьи вызывает много вопросов.  Не понятно, что такое перечисление в модели Изинга? Почему алгоритм </w:t>
+        <w:t xml:space="preserve">«Название статьи вызывает много вопросов.  Не понятно, что такое перечисление в модели Изинга? Почему алгоритм </w:t>
       </w:r>
       <w:r>
         <w:rPr>
@@ -65,14 +58,7 @@
           <w:i/>
           <w:iCs/>
         </w:rPr>
-        <w:t xml:space="preserve"> на латинице в названии статьи на русском языке также выглядит неуместно, тем более его истоки либо значение в тексте статьи не раскрыты.</w:t>
-      </w:r>
-      <w:r>
-        <w:rPr>
-          <w:i/>
-          <w:iCs/>
-        </w:rPr>
-        <w:t xml:space="preserve">» </w:t>
+        <w:t xml:space="preserve"> на латинице в названии статьи на русском языке также выглядит неуместно, тем более его истоки либо значение в тексте статьи не раскрыты.» </w:t>
       </w:r>
     </w:p>
     <w:p>
@@ -128,22 +114,35 @@
         <w:t xml:space="preserve">2.1 </w:t>
       </w:r>
       <w:r>
-        <w:t xml:space="preserve">«Введение к статье написано плохо и практически не вводит в проблематику решаемой задачи.  Не </w:t>
-      </w:r>
-      <w:r>
+        <w:t>«</w:t>
+      </w:r>
+      <w:r>
+        <w:rPr>
+          <w:i/>
+          <w:iCs/>
+        </w:rPr>
+        <w:t xml:space="preserve">Введение к статье написано плохо и практически не вводит в проблематику решаемой задачи. Не </w:t>
+      </w:r>
+      <w:r>
+        <w:rPr>
+          <w:i/>
+          <w:iCs/>
+        </w:rPr>
         <w:t>понятно,</w:t>
       </w:r>
       <w:r>
-        <w:t xml:space="preserve"> чем предлагаемый авторами подход лучше или хуже методов, рассматриваемых другими авторами. Например, в сравнении с методами машинного обучения, либо статистическими методами, которые авторы упоминают во введении». Дословно из статьи:</w:t>
-      </w:r>
-      <w:r>
-        <w:t xml:space="preserve"> </w:t>
-      </w:r>
-      <w:r>
-        <w:t>«</w:t>
-      </w:r>
-      <w:r>
-        <w:t>Однако, в отличие от упомянутых методов, стохастические алгоритмы могут затрачивать слишком много времени на достижение термодинамического равновесия (релаксацию)</w:t>
+        <w:rPr>
+          <w:i/>
+          <w:iCs/>
+        </w:rPr>
+        <w:t xml:space="preserve"> чем предлагаемый авторами подход лучше или хуже методов, рассматриваемых другими авторами. Например, в сравнении с методами машинного обучения, либо статистическими методами, которые авторы упоминают во введении</w:t>
+      </w:r>
+      <w:r>
+        <w:rPr>
+          <w:i/>
+          <w:iCs/>
+        </w:rPr>
+        <w:t>.</w:t>
       </w:r>
       <w:r>
         <w:t>»</w:t>
@@ -155,15 +154,125 @@
         <w:jc w:val="both"/>
       </w:pPr>
       <w:r>
-        <w:t xml:space="preserve">«Также, стоило бы пояснить, чем предлагаемый алгоритм отличается от алгоритма,  опубликованного в  работе [13]. У рецензента возникло впечатление, что это один и тот же алгоритм.» в работе 13 приведены физические результаты полученные из алгоритма рецензируемой статьи. Мы считали что было бы хорошо поднять цитируемость ДВМЖ </w:t>
-      </w:r>
-      <w:proofErr w:type="spellStart"/>
-      <w:r>
-        <w:t>ссыками</w:t>
-      </w:r>
-      <w:proofErr w:type="spellEnd"/>
-      <w:r>
-        <w:t xml:space="preserve"> на данный алгоритм перебора. Видимо придется отправлять описание алгоритма так же в американский журнал и ссылаться уже на него.</w:t>
+        <w:t>П</w:t>
+      </w:r>
+      <w:r>
+        <w:t>риближенными вычислительными методами, а также «точными» аналитическими методами, необоснованно использующими предельные переходы нельзя решить задачу о нахождении всех 2</w:t>
+      </w:r>
+      <w:r>
+        <w:t>^</w:t>
+      </w:r>
+      <w:r>
+        <w:rPr>
+          <w:lang w:val="en-US"/>
+        </w:rPr>
+        <w:t>N</w:t>
+      </w:r>
+      <w:r>
+        <w:t xml:space="preserve"> </w:t>
+      </w:r>
+      <w:r>
+        <w:t>значений</w:t>
+      </w:r>
+      <w:r>
+        <w:t xml:space="preserve"> </w:t>
+      </w:r>
+      <w:r>
+        <w:rPr>
+          <w:lang w:val="en-US"/>
+        </w:rPr>
+        <w:t>E</w:t>
+      </w:r>
+      <w:r>
+        <w:t xml:space="preserve"> </w:t>
+      </w:r>
+      <w:r>
+        <w:t xml:space="preserve">и </w:t>
+      </w:r>
+      <w:r>
+        <w:rPr>
+          <w:lang w:val="en-US"/>
+        </w:rPr>
+        <w:t>M</w:t>
+      </w:r>
+      <w:r>
+        <w:t>.</w:t>
+      </w:r>
+      <w:r>
+        <w:t xml:space="preserve"> На сегодняшний день отсутствуют решения для </w:t>
+      </w:r>
+      <w:r>
+        <w:t>2</w:t>
+      </w:r>
+      <w:r>
+        <w:rPr>
+          <w:lang w:val="en-US"/>
+        </w:rPr>
+        <w:t>D</w:t>
+      </w:r>
+      <w:r>
+        <w:t xml:space="preserve"> </w:t>
+      </w:r>
+      <w:r>
+        <w:t xml:space="preserve">и </w:t>
+      </w:r>
+      <w:r>
+        <w:t>3</w:t>
+      </w:r>
+      <w:r>
+        <w:rPr>
+          <w:lang w:val="en-US"/>
+        </w:rPr>
+        <w:t>D</w:t>
+      </w:r>
+      <w:r>
+        <w:t xml:space="preserve"> моделей Изинга даже в самом простом ферромагнитном случае. Задача о </w:t>
+      </w:r>
+      <w:r>
+        <w:t>3</w:t>
+      </w:r>
+      <w:r>
+        <w:rPr>
+          <w:lang w:val="en-US"/>
+        </w:rPr>
+        <w:t>D</w:t>
+      </w:r>
+      <w:r>
+        <w:t xml:space="preserve"> является не только </w:t>
+      </w:r>
+      <w:r>
+        <w:rPr>
+          <w:lang w:val="en-US"/>
+        </w:rPr>
+        <w:t>NP</w:t>
+      </w:r>
+      <w:r>
+        <w:t xml:space="preserve"> сложной, но также и </w:t>
+      </w:r>
+      <w:r>
+        <w:t>экспоненциально ресурсоемкой. Экспоненциально возрастают требования не только к производительности алгоритмов и аппаратной части, но и к хранению данных.</w:t>
+      </w:r>
+    </w:p>
+    <w:p>
+      <w:pPr>
+        <w:ind w:firstLine="708"/>
+        <w:jc w:val="both"/>
+        <w:rPr>
+          <w:lang w:val="en-US"/>
+        </w:rPr>
+      </w:pPr>
+      <w:r>
+        <w:t>«</w:t>
+      </w:r>
+      <w:r>
+        <w:rPr>
+          <w:i/>
+          <w:iCs/>
+        </w:rPr>
+        <w:t>Также, стоило бы пояснить, чем предлагаемый алгоритм отличается от алгоритма, опубликованного в работе [13]. У рецензента возникло впечатление, что это один и тот же алгоритм.</w:t>
+      </w:r>
+      <w:r>
+        <w:t xml:space="preserve">» </w:t>
       </w:r>
     </w:p>
     <w:p>
@@ -172,238 +281,40 @@
         <w:jc w:val="both"/>
       </w:pPr>
       <w:r>
-        <w:t>2.2 Параллельная редукция позволяет получить полную плотность состояний для плоской решетки из 100 спинов? Нет.</w:t>
-      </w:r>
-    </w:p>
-    <w:p>
-      <w:pPr>
-        <w:jc w:val="both"/>
-      </w:pPr>
-      <w:r>
-        <w:tab/>
-        <w:t xml:space="preserve">2.4 Работа содержит нелепые фразы типа: «Точное решение может служить инструментом эффективности как программного, так и аппаратного обеспечения». – похоже в </w:t>
-      </w:r>
-      <w:r>
-        <w:rPr>
-          <w:lang w:val="en-US"/>
-        </w:rPr>
-        <w:t>Q</w:t>
-      </w:r>
-      <w:r>
-        <w:t>1</w:t>
-      </w:r>
-      <w:r>
-        <w:t xml:space="preserve"> используют такие фразы:</w:t>
-      </w:r>
-      <w:r>
-        <w:t xml:space="preserve"> </w:t>
-      </w:r>
-      <w:r>
-        <w:t xml:space="preserve"> </w:t>
-      </w:r>
-      <w:r>
-        <w:t>“</w:t>
-      </w:r>
-      <w:r>
-        <w:rPr>
-          <w:lang w:val="en-US"/>
-        </w:rPr>
-        <w:t>As</w:t>
-      </w:r>
-      <w:r>
-        <w:t xml:space="preserve"> </w:t>
-      </w:r>
-      <w:r>
-        <w:rPr>
-          <w:lang w:val="en-US"/>
-        </w:rPr>
-        <w:t>opposed</w:t>
-      </w:r>
-      <w:r>
-        <w:t xml:space="preserve"> </w:t>
-      </w:r>
-      <w:r>
-        <w:rPr>
-          <w:lang w:val="en-US"/>
-        </w:rPr>
-        <w:t>to</w:t>
-      </w:r>
-      <w:r>
-        <w:t xml:space="preserve"> </w:t>
-      </w:r>
-      <w:r>
-        <w:rPr>
-          <w:lang w:val="en-US"/>
-        </w:rPr>
-        <w:t>heuristic</w:t>
-      </w:r>
-      <w:r>
-        <w:t xml:space="preserve"> </w:t>
-      </w:r>
-      <w:r>
-        <w:rPr>
-          <w:lang w:val="en-US"/>
-        </w:rPr>
-        <w:t>approaches</w:t>
-      </w:r>
-      <w:r>
-        <w:t xml:space="preserve">, </w:t>
-      </w:r>
-      <w:r>
-        <w:rPr>
-          <w:lang w:val="en-US"/>
-        </w:rPr>
-        <w:t>ours</w:t>
-      </w:r>
-      <w:r>
-        <w:t xml:space="preserve"> </w:t>
-      </w:r>
-      <w:r>
-        <w:rPr>
-          <w:lang w:val="en-US"/>
-        </w:rPr>
-        <w:t>is</w:t>
-      </w:r>
-      <w:r>
-        <w:t xml:space="preserve"> </w:t>
-      </w:r>
-      <w:r>
-        <w:rPr>
-          <w:lang w:val="en-US"/>
-        </w:rPr>
-        <w:t>exact</w:t>
-      </w:r>
-      <w:r>
-        <w:t xml:space="preserve"> </w:t>
-      </w:r>
-      <w:r>
-        <w:rPr>
-          <w:lang w:val="en-US"/>
-        </w:rPr>
-        <w:t>and</w:t>
-      </w:r>
-      <w:r>
-        <w:t xml:space="preserve"> </w:t>
-      </w:r>
-      <w:r>
-        <w:rPr>
-          <w:lang w:val="en-US"/>
-        </w:rPr>
-        <w:t>thus</w:t>
-      </w:r>
-      <w:r>
-        <w:t xml:space="preserve"> </w:t>
-      </w:r>
-      <w:r>
-        <w:rPr>
-          <w:lang w:val="en-US"/>
-        </w:rPr>
-        <w:t>can</w:t>
-      </w:r>
-      <w:r>
-        <w:t xml:space="preserve"> </w:t>
-      </w:r>
-      <w:r>
-        <w:rPr>
-          <w:lang w:val="en-US"/>
-        </w:rPr>
-        <w:t>serve</w:t>
-      </w:r>
-      <w:r>
-        <w:t xml:space="preserve"> </w:t>
-      </w:r>
-      <w:r>
-        <w:rPr>
-          <w:lang w:val="en-US"/>
-        </w:rPr>
-        <w:t>as</w:t>
-      </w:r>
-      <w:r>
-        <w:t xml:space="preserve"> </w:t>
-      </w:r>
-      <w:r>
-        <w:rPr>
-          <w:lang w:val="en-US"/>
-        </w:rPr>
-        <w:t>a</w:t>
-      </w:r>
-      <w:r>
-        <w:t xml:space="preserve"> </w:t>
-      </w:r>
-      <w:r>
-        <w:rPr>
-          <w:lang w:val="en-US"/>
-        </w:rPr>
-        <w:t>references</w:t>
-      </w:r>
-      <w:r>
-        <w:t xml:space="preserve"> </w:t>
-      </w:r>
-      <w:r>
-        <w:rPr>
-          <w:lang w:val="en-US"/>
-        </w:rPr>
-        <w:t>point</w:t>
-      </w:r>
-      <w:r>
-        <w:t xml:space="preserve"> </w:t>
-      </w:r>
-      <w:r>
-        <w:rPr>
-          <w:lang w:val="en-US"/>
-        </w:rPr>
-        <w:t>to</w:t>
-      </w:r>
-      <w:r>
-        <w:t xml:space="preserve"> </w:t>
-      </w:r>
-      <w:r>
-        <w:rPr>
-          <w:lang w:val="en-US"/>
-        </w:rPr>
-        <w:t>benchmark</w:t>
-      </w:r>
-      <w:r>
-        <w:t xml:space="preserve"> </w:t>
-      </w:r>
-      <w:r>
-        <w:rPr>
-          <w:lang w:val="en-US"/>
-        </w:rPr>
-        <w:t>other</w:t>
-      </w:r>
-      <w:r>
-        <w:t xml:space="preserve"> </w:t>
-      </w:r>
-      <w:r>
-        <w:rPr>
-          <w:lang w:val="en-US"/>
-        </w:rPr>
-        <w:t>algorithms</w:t>
-      </w:r>
-      <w:r>
-        <w:t xml:space="preserve"> </w:t>
-      </w:r>
-      <w:r>
-        <w:rPr>
-          <w:lang w:val="en-US"/>
-        </w:rPr>
-        <w:t>and</w:t>
-      </w:r>
-      <w:r>
-        <w:t xml:space="preserve"> </w:t>
-      </w:r>
-      <w:r>
-        <w:rPr>
-          <w:lang w:val="en-US"/>
-        </w:rPr>
-        <w:t>hardware</w:t>
-      </w:r>
-      <w:r>
-        <w:t>,”[2]</w:t>
-      </w:r>
-      <w:r>
-        <w:t>. А рецензент считает их жаргонизмами...</w:t>
+        <w:t>В</w:t>
+      </w:r>
+      <w:r>
+        <w:t xml:space="preserve"> работе </w:t>
+      </w:r>
+      <w:r>
+        <w:t>[</w:t>
+      </w:r>
+      <w:r>
+        <w:t>13</w:t>
+      </w:r>
+      <w:r>
+        <w:t>]</w:t>
+      </w:r>
+      <w:r>
+        <w:t xml:space="preserve"> приведены </w:t>
+      </w:r>
+      <w:r>
+        <w:t>результаты исследований,</w:t>
+      </w:r>
+      <w:r>
+        <w:t xml:space="preserve"> полученные </w:t>
+      </w:r>
+      <w:r>
+        <w:t>с помощью</w:t>
+      </w:r>
+      <w:r>
+        <w:t xml:space="preserve"> алгоритма</w:t>
+      </w:r>
+      <w:r>
+        <w:t>, представленного в текущей работе. Это один и тот же алгоритм</w:t>
+      </w:r>
+      <w:r>
+        <w:t xml:space="preserve">. </w:t>
       </w:r>
     </w:p>
     <w:p>
@@ -412,7 +323,20 @@
         <w:jc w:val="both"/>
       </w:pPr>
       <w:r>
-        <w:t xml:space="preserve">2.5 «Не понятно, о чем говорит таблица 1. В ней приведено время вычислений на разных компьютерных системах, реализованных на разных языках программ, при этом, без раскрытия подробностей программной реализации. Не понятно, что такое классический алгоритм с оптимизациями.» — в тексте написано чётко: </w:t>
+        <w:t xml:space="preserve">2.2 </w:t>
+      </w:r>
+      <w:r>
+        <w:t>«</w:t>
+      </w:r>
+      <w:r>
+        <w:rPr>
+          <w:i/>
+          <w:iCs/>
+        </w:rPr>
+        <w:t>В работе отсутствует строгая постановка задачи, в итоге не понятно, что хотят получить авторы. Если цель авторов параллельно посчитать сумму, задаваемую формулой (1), то для этого есть прекрасно работающие алгоритмы типа параллельной редукции без отсылки на нераскрытые в работе термины типа “цепочка спинов“</w:t>
+      </w:r>
+      <w:r>
+        <w:t>».</w:t>
       </w:r>
     </w:p>
     <w:p>
@@ -421,47 +345,465 @@
         <w:jc w:val="both"/>
       </w:pPr>
       <w:r>
-        <w:t>«Использование многопоточных вычислений на CPU (</w:t>
-      </w:r>
+        <w:t xml:space="preserve">Необходимо вычислить </w:t>
+      </w:r>
+      <w:r>
+        <w:rPr>
+          <w:lang w:val="en-US"/>
+        </w:rPr>
+        <w:t>E</w:t>
+      </w:r>
+      <w:r>
+        <w:t xml:space="preserve"> и </w:t>
+      </w:r>
+      <w:r>
+        <w:rPr>
+          <w:lang w:val="en-US"/>
+        </w:rPr>
+        <w:t>M</w:t>
+      </w:r>
+      <w:r>
+        <w:t xml:space="preserve"> для всех </w:t>
+      </w:r>
+      <w:r>
+        <w:t>2^N конфигураций спинов.</w:t>
+      </w:r>
+      <w:r>
+        <w:t xml:space="preserve"> П</w:t>
+      </w:r>
+      <w:r>
+        <w:t>редставлен алгоритм поиска точного решения, т.е. плотности состояний g(E,M)/2^N для квадратной решетки спинов модели Изинга с произвольным распределением обменных констан</w:t>
+      </w:r>
+      <w:r>
+        <w:t>т</w:t>
+      </w:r>
+      <w:r>
+        <w:t xml:space="preserve">. </w:t>
+      </w:r>
+    </w:p>
+    <w:p>
+      <w:pPr>
+        <w:ind w:firstLine="708"/>
+        <w:jc w:val="both"/>
+      </w:pPr>
+      <w:r>
+        <w:t>Определение «цепочки спинов» включено в текст.</w:t>
+      </w:r>
+    </w:p>
+    <w:p>
+      <w:pPr>
+        <w:ind w:firstLine="708"/>
+        <w:jc w:val="both"/>
+      </w:pPr>
+      <w:r>
+        <w:t>2.3</w:t>
+      </w:r>
+      <w:r>
+        <w:tab/>
+      </w:r>
+      <w:r>
+        <w:t>«</w:t>
+      </w:r>
+      <w:r>
+        <w:rPr>
+          <w:i/>
+          <w:iCs/>
+        </w:rPr>
+        <w:t xml:space="preserve">Псевдокод, приведенный в работе, не помогает разобраться в особенностях реализации алгоритма. Не понятно, на каком этапе происходит распределение вычислительной работы по процессорам. С виду алгоритм выглядит как последовательный. Главный принцип представления результатов в научной статье – это возможность их повторения другими исследователями. Рецензент уверен, что по </w:t>
+      </w:r>
+      <w:r>
+        <w:rPr>
+          <w:i/>
+          <w:iCs/>
+        </w:rPr>
+        <w:lastRenderedPageBreak/>
+        <w:t>представленной в данной работе информации невозможно воспроизвести алгоритм, предлагаемый авторами. Раздел, посвященный особенностям реализации алгоритма на Open MP и CUDA, абсолютно бесполезен и не содержит никаких подробностей о взаимодействии потоков и организации работы с памятью.</w:t>
+      </w:r>
+      <w:r>
+        <w:t>»</w:t>
+      </w:r>
+    </w:p>
+    <w:p>
+      <w:pPr>
+        <w:ind w:firstLine="708"/>
+        <w:jc w:val="both"/>
+      </w:pPr>
       <w:proofErr w:type="spellStart"/>
       <w:r>
-        <w:t>OpenMP</w:t>
+        <w:rPr>
+          <w:highlight w:val="red"/>
+        </w:rPr>
+        <w:t>Анисич</w:t>
       </w:r>
       <w:proofErr w:type="spellEnd"/>
       <w:r>
-        <w:t>) обеспечивает значительное ускорение по сравнению с однопоточной реализацией. В частности, для системы размерности $10 \</w:t>
+        <w:rPr>
+          <w:highlight w:val="red"/>
+        </w:rPr>
+        <w:t>, Трухин</w:t>
+      </w:r>
+    </w:p>
+    <w:p>
+      <w:pPr>
+        <w:jc w:val="both"/>
+        <w:rPr>
+          <w:lang w:val="en-US"/>
+        </w:rPr>
+      </w:pPr>
+      <w:r>
+        <w:tab/>
+        <w:t xml:space="preserve">2.4 </w:t>
+      </w:r>
+      <w:r>
+        <w:t>«</w:t>
+      </w:r>
+      <w:r>
+        <w:rPr>
+          <w:i/>
+          <w:iCs/>
+        </w:rPr>
+        <w:t>Работа содержит нелепые фразы типа: «Точное решение может служить инструментом эффективности как программного, так и аппаратного обеспечения».  Авторы злоупотребляют жаргоном, например:  «</w:t>
+      </w:r>
+      <w:r>
+        <w:rPr>
+          <w:b/>
+          <w:bCs/>
+          <w:i/>
+          <w:iCs/>
+        </w:rPr>
+        <w:t>Точное решение</w:t>
+      </w:r>
+      <w:r>
+        <w:rPr>
+          <w:i/>
+          <w:iCs/>
+        </w:rPr>
+        <w:t>…»,  «</w:t>
+      </w:r>
+      <w:r>
+        <w:rPr>
+          <w:b/>
+          <w:bCs/>
+          <w:i/>
+          <w:iCs/>
+        </w:rPr>
+        <w:t>Решение модели Изинга</w:t>
+      </w:r>
+      <w:r>
+        <w:rPr>
+          <w:i/>
+          <w:iCs/>
+        </w:rPr>
+        <w:t>…» и т.д. Что за свободные граничные условия, о которых говорится в подписи к рисунку 1? При</w:t>
+      </w:r>
+      <w:r>
+        <w:rPr>
+          <w:i/>
+          <w:iCs/>
+          <w:lang w:val="en-US"/>
+        </w:rPr>
+        <w:t xml:space="preserve"> </w:t>
+      </w:r>
+      <w:r>
+        <w:rPr>
+          <w:i/>
+          <w:iCs/>
+        </w:rPr>
+        <w:t>постановке</w:t>
+      </w:r>
+      <w:r>
+        <w:rPr>
+          <w:i/>
+          <w:iCs/>
+          <w:lang w:val="en-US"/>
+        </w:rPr>
+        <w:t xml:space="preserve"> </w:t>
+      </w:r>
+      <w:r>
+        <w:rPr>
+          <w:i/>
+          <w:iCs/>
+        </w:rPr>
+        <w:t>задачи</w:t>
+      </w:r>
+      <w:r>
+        <w:rPr>
+          <w:i/>
+          <w:iCs/>
+          <w:lang w:val="en-US"/>
+        </w:rPr>
+        <w:t xml:space="preserve"> </w:t>
+      </w:r>
+      <w:r>
+        <w:rPr>
+          <w:i/>
+          <w:iCs/>
+        </w:rPr>
+        <w:t>о</w:t>
+      </w:r>
+      <w:r>
+        <w:rPr>
+          <w:i/>
+          <w:iCs/>
+          <w:lang w:val="en-US"/>
+        </w:rPr>
+        <w:t xml:space="preserve"> </w:t>
+      </w:r>
+      <w:r>
+        <w:rPr>
+          <w:i/>
+          <w:iCs/>
+        </w:rPr>
+        <w:t>них</w:t>
+      </w:r>
+      <w:r>
+        <w:rPr>
+          <w:i/>
+          <w:iCs/>
+          <w:lang w:val="en-US"/>
+        </w:rPr>
+        <w:t xml:space="preserve"> </w:t>
+      </w:r>
+      <w:r>
+        <w:rPr>
+          <w:i/>
+          <w:iCs/>
+        </w:rPr>
+        <w:t>нет</w:t>
+      </w:r>
+      <w:r>
+        <w:rPr>
+          <w:i/>
+          <w:iCs/>
+          <w:lang w:val="en-US"/>
+        </w:rPr>
+        <w:t xml:space="preserve"> </w:t>
+      </w:r>
+      <w:r>
+        <w:rPr>
+          <w:i/>
+          <w:iCs/>
+        </w:rPr>
+        <w:t>ни</w:t>
+      </w:r>
+      <w:r>
+        <w:rPr>
+          <w:i/>
+          <w:iCs/>
+          <w:lang w:val="en-US"/>
+        </w:rPr>
+        <w:t xml:space="preserve"> </w:t>
+      </w:r>
+      <w:r>
+        <w:rPr>
+          <w:i/>
+          <w:iCs/>
+        </w:rPr>
+        <w:t>слова</w:t>
+      </w:r>
+      <w:r>
+        <w:rPr>
+          <w:i/>
+          <w:iCs/>
+          <w:lang w:val="en-US"/>
+        </w:rPr>
+        <w:t>.</w:t>
+      </w:r>
+      <w:r>
+        <w:rPr>
+          <w:lang w:val="en-US"/>
+        </w:rPr>
+        <w:t>»</w:t>
+      </w:r>
+    </w:p>
+    <w:p>
+      <w:pPr>
+        <w:jc w:val="both"/>
+        <w:rPr>
+          <w:lang w:val="en-US"/>
+        </w:rPr>
+      </w:pPr>
+      <w:r>
+        <w:t xml:space="preserve">Как утверждает Р. </w:t>
       </w:r>
       <w:proofErr w:type="spellStart"/>
       <w:r>
-        <w:t>times</w:t>
+        <w:t>Бэкстер</w:t>
       </w:r>
       <w:proofErr w:type="spellEnd"/>
       <w:r>
-        <w:t xml:space="preserve"> 10$ (примерно $1.27 \</w:t>
-      </w:r>
-      <w:proofErr w:type="spellStart"/>
-      <w:r>
-        <w:t>times</w:t>
-      </w:r>
-      <w:proofErr w:type="spellEnd"/>
-      <w:r>
-        <w:t xml:space="preserve"> 10^{30}$ конфигураций) применение </w:t>
-      </w:r>
-      <w:proofErr w:type="spellStart"/>
-      <w:r>
-        <w:t>OpenMP</w:t>
-      </w:r>
-      <w:proofErr w:type="spellEnd"/>
-      <w:r>
-        <w:t xml:space="preserve"> сокращает время выполнения с 34366 до 1007 секунд (с 9.5 часов до 16 минут), что соответствует ускорению более чем в 30 раз, однако рост сложности системы (начиная с $6 \</w:t>
-      </w:r>
-      <w:proofErr w:type="spellStart"/>
-      <w:r>
-        <w:t>times</w:t>
-      </w:r>
-      <w:proofErr w:type="spellEnd"/>
-      <w:r>
-        <w:t xml:space="preserve"> 6$) приводит к экспоненциальному увеличению вычислительных затрат.». </w:t>
+        <w:t xml:space="preserve"> в основополагающей работе ``</w:t>
+      </w:r>
+      <w:r>
+        <w:rPr>
+          <w:b/>
+          <w:bCs/>
+        </w:rPr>
+        <w:t>Точно решаемые модели</w:t>
+      </w:r>
+      <w:r>
+        <w:t xml:space="preserve"> в статистической механике''</w:t>
+      </w:r>
+      <w:r>
+        <w:t>[1]</w:t>
+      </w:r>
+      <w:r>
+        <w:t xml:space="preserve"> двумерные ``</w:t>
+      </w:r>
+      <w:r>
+        <w:rPr>
+          <w:b/>
+          <w:bCs/>
+        </w:rPr>
+        <w:t>точно решаемые модели</w:t>
+      </w:r>
+      <w:r>
+        <w:t>'' представляют большую ценность для проверки общих теорий и предположений.</w:t>
+      </w:r>
+      <w:r>
+        <w:t xml:space="preserve"> </w:t>
+      </w:r>
+    </w:p>
+    <w:p>
+      <w:pPr>
+        <w:jc w:val="both"/>
+      </w:pPr>
+      <w:r>
+        <w:rPr>
+          <w:b/>
+          <w:bCs/>
+        </w:rPr>
+        <w:t>Точно решаемые модели</w:t>
+      </w:r>
+      <w:r>
+        <w:t xml:space="preserve"> – это общепринятая терминология в научной сети </w:t>
+      </w:r>
+      <w:r>
+        <w:rPr>
+          <w:lang w:val="en-US"/>
+        </w:rPr>
+        <w:t>Math</w:t>
+      </w:r>
+      <w:r>
+        <w:t>-</w:t>
+      </w:r>
+      <w:r>
+        <w:rPr>
+          <w:lang w:val="en-US"/>
+        </w:rPr>
+        <w:t>Net</w:t>
+      </w:r>
+      <w:r>
+        <w:t xml:space="preserve"> [2].</w:t>
+      </w:r>
+    </w:p>
+    <w:p>
+      <w:pPr>
+        <w:jc w:val="both"/>
+      </w:pPr>
+      <w:r>
+        <w:t>Общепринято считать, что точное решение может служить инструментом для сравнения других алгоритмов, например, гибридного Монте-Карло, а также вычислительного оборудования, даже включая квантовый отжиг</w:t>
+      </w:r>
+      <w:r>
+        <w:t>, см., например,</w:t>
+      </w:r>
+      <w:r>
+        <w:t xml:space="preserve"> </w:t>
+      </w:r>
+      <w:r>
+        <w:t>[</w:t>
+      </w:r>
+      <w:r>
+        <w:t>3</w:t>
+      </w:r>
+      <w:r>
+        <w:t>]</w:t>
+      </w:r>
+      <w:r>
+        <w:t>.</w:t>
+      </w:r>
+    </w:p>
+    <w:p>
+      <w:pPr>
+        <w:jc w:val="both"/>
+      </w:pPr>
+      <w:r>
+        <w:t>Описание граничных условий добавлено в параграф 1.</w:t>
+      </w:r>
+    </w:p>
+    <w:p>
+      <w:pPr>
+        <w:ind w:firstLine="708"/>
+        <w:jc w:val="both"/>
+      </w:pPr>
+      <w:r>
+        <w:t>2.5 «</w:t>
+      </w:r>
+      <w:r>
+        <w:rPr>
+          <w:i/>
+          <w:iCs/>
+        </w:rPr>
+        <w:t>Не понятно, о чем говорит таблица 1. В ней приведено время вычислений на разных компьютерных системах, реализованных на разных языках программ, при этом, без раскрытия подробностей программной реализации. Не понятно, что такое классический алгоритм с оптимизациями.</w:t>
+      </w:r>
+      <w:r>
+        <w:t>»</w:t>
+      </w:r>
+    </w:p>
+    <w:p>
+      <w:pPr>
+        <w:jc w:val="both"/>
+      </w:pPr>
+      <w:r>
+        <w:t xml:space="preserve">Поскольку в настоящее время отсутствуют аналитические методы получения </w:t>
+      </w:r>
+      <w:r>
+        <w:t>точно</w:t>
+      </w:r>
+      <w:r>
+        <w:t>го</w:t>
+      </w:r>
+      <w:r>
+        <w:t xml:space="preserve"> решени</w:t>
+      </w:r>
+      <w:r>
+        <w:t>я</w:t>
+      </w:r>
+      <w:r>
+        <w:t xml:space="preserve"> модели Изинга,</w:t>
+      </w:r>
+      <w:r>
+        <w:t xml:space="preserve"> разработка алгоритмов численного расчета </w:t>
+      </w:r>
+      <w:r>
+        <w:rPr>
+          <w:lang w:val="en-US"/>
+        </w:rPr>
+        <w:t>g</w:t>
+      </w:r>
+      <w:r>
+        <w:t>(</w:t>
+      </w:r>
+      <w:r>
+        <w:rPr>
+          <w:lang w:val="en-US"/>
+        </w:rPr>
+        <w:t>E</w:t>
+      </w:r>
+      <w:r>
+        <w:t>,</w:t>
+      </w:r>
+      <w:r>
+        <w:rPr>
+          <w:lang w:val="en-US"/>
+        </w:rPr>
+        <w:t>M</w:t>
+      </w:r>
+      <w:r>
+        <w:t xml:space="preserve">) </w:t>
+      </w:r>
+      <w:r>
+        <w:t xml:space="preserve">не закончена на сегодняшний день, поэтому тестируются различные реализации на разных языках программирования, разные программные реализации. </w:t>
       </w:r>
     </w:p>
     <w:p>
@@ -472,36 +814,61 @@
     <w:p>
       <w:pPr>
         <w:jc w:val="both"/>
+        <w:rPr>
+          <w:lang w:val="en-US"/>
+        </w:rPr>
       </w:pPr>
+      <w:r>
+        <w:t>Литература:</w:t>
+      </w:r>
+      <w:r>
+        <w:br/>
+      </w:r>
+      <w:r>
+        <w:t xml:space="preserve">1. </w:t>
+      </w:r>
+      <w:proofErr w:type="spellStart"/>
+      <w:r>
+        <w:t>Бэкстер</w:t>
+      </w:r>
+      <w:proofErr w:type="spellEnd"/>
+      <w:r>
+        <w:t xml:space="preserve"> Р., Вольский Е. П., </w:t>
+      </w:r>
+      <w:proofErr w:type="spellStart"/>
+      <w:r>
+        <w:t>Дайхин</w:t>
+      </w:r>
+      <w:proofErr w:type="spellEnd"/>
+      <w:r>
+        <w:t xml:space="preserve"> Л. И. Точно решаемые модели в статистической механике: Пер. с англ. – Мир, 1985.</w:t>
+      </w:r>
     </w:p>
     <w:p>
       <w:pPr>
         <w:jc w:val="both"/>
       </w:pPr>
       <w:r>
-        <w:t>Литература:</w:t>
-      </w:r>
-      <w:r>
-        <w:br/>
-      </w:r>
-      <w:r>
-        <w:t xml:space="preserve">1. </w:t>
+        <w:t xml:space="preserve">2. </w:t>
+      </w:r>
+      <w:r>
+        <w:t xml:space="preserve">Н. М. Боголюбов, П. П. Кулиш, “Точно-решаемые модели квантовой нелинейной оптики”, Вопросы квантовой теории поля и статистической физики. 22, Зап. научн. сем. ПОМИ, 398, ПОМИ, СПб., 2012, 26–54; J. </w:t>
       </w:r>
       <w:proofErr w:type="spellStart"/>
       <w:r>
-        <w:t>Бэкстер</w:t>
+        <w:t>Math</w:t>
       </w:r>
       <w:proofErr w:type="spellEnd"/>
       <w:r>
-        <w:t xml:space="preserve"> Р., Вольский Е. П., </w:t>
+        <w:t xml:space="preserve">. </w:t>
       </w:r>
       <w:proofErr w:type="spellStart"/>
       <w:r>
-        <w:t>Дайхин</w:t>
+        <w:t>Sci</w:t>
       </w:r>
       <w:proofErr w:type="spellEnd"/>
       <w:r>
-        <w:t xml:space="preserve"> Л. И. Точно решаемые модели в статистической механике: Пер. с англ. – Мир, 1985.</w:t>
+        <w:t>. (N. Y.), 192:1 (2013), 14–30</w:t>
       </w:r>
     </w:p>
     <w:p>
@@ -515,7 +882,7 @@
         <w:rPr>
           <w:lang w:val="en-US"/>
         </w:rPr>
-        <w:t>2</w:t>
+        <w:t>3</w:t>
       </w:r>
       <w:r>
         <w:rPr>

--- a/Ответ на рецензию.docx
+++ b/Ответ на рецензию.docx
@@ -7,9 +7,6 @@
         <w:ind w:firstLine="708"/>
         <w:jc w:val="both"/>
       </w:pPr>
-      <w:r>
-        <w:t xml:space="preserve">Представленная рецензия на работу не выдерживает критики. В рецензии не даётся рекомендаций по улучшению и обоснованных замечаний. В рецензии содержатся не замечания, а вопросы, что подтверждает не соответствие компетенций рецензента теме статьи. </w:t>
-      </w:r>
     </w:p>
     <w:p>
       <w:pPr>
@@ -42,23 +39,7 @@
           <w:i/>
           <w:iCs/>
         </w:rPr>
-        <w:t xml:space="preserve">?  Слово </w:t>
-      </w:r>
-      <w:proofErr w:type="spellStart"/>
-      <w:r>
-        <w:rPr>
-          <w:i/>
-          <w:iCs/>
-        </w:rPr>
-        <w:t>Glaurung</w:t>
-      </w:r>
-      <w:proofErr w:type="spellEnd"/>
-      <w:r>
-        <w:rPr>
-          <w:i/>
-          <w:iCs/>
-        </w:rPr>
-        <w:t xml:space="preserve"> на латинице в названии статьи на русском языке также выглядит неуместно, тем более его истоки либо значение в тексте статьи не раскрыты.» </w:t>
+        <w:t xml:space="preserve">?  Слово Glaurung на латинице в названии статьи на русском языке также выглядит неуместно, тем более его истоки либо значение в тексте статьи не раскрыты.» </w:t>
       </w:r>
     </w:p>
     <w:p>
@@ -96,11 +77,9 @@
       <w:r>
         <w:t>м. Предложенное автором название алгоритма «</w:t>
       </w:r>
-      <w:proofErr w:type="spellStart"/>
       <w:r>
         <w:t>Glaurung</w:t>
       </w:r>
-      <w:proofErr w:type="spellEnd"/>
       <w:r>
         <w:t>» заменено на алгоритм декомпозиции.</w:t>
       </w:r>
@@ -257,9 +236,6 @@
       <w:pPr>
         <w:ind w:firstLine="708"/>
         <w:jc w:val="both"/>
-        <w:rPr>
-          <w:lang w:val="en-US"/>
-        </w:rPr>
       </w:pPr>
       <w:r>
         <w:t>«</w:t>
@@ -281,10 +257,7 @@
         <w:jc w:val="both"/>
       </w:pPr>
       <w:r>
-        <w:t>В</w:t>
-      </w:r>
-      <w:r>
-        <w:t xml:space="preserve"> работе </w:t>
+        <w:t xml:space="preserve">В работе </w:t>
       </w:r>
       <w:r>
         <w:t>[</w:t>
@@ -345,7 +318,19 @@
         <w:jc w:val="both"/>
       </w:pPr>
       <w:r>
-        <w:t xml:space="preserve">Необходимо вычислить </w:t>
+        <w:t>Необходимо</w:t>
+      </w:r>
+      <w:r>
+        <w:t xml:space="preserve"> разработать алгоритм</w:t>
+      </w:r>
+      <w:r>
+        <w:t xml:space="preserve"> вычисл</w:t>
+      </w:r>
+      <w:r>
+        <w:t>ения</w:t>
+      </w:r>
+      <w:r>
+        <w:t xml:space="preserve"> </w:t>
       </w:r>
       <w:r>
         <w:rPr>
@@ -372,7 +357,43 @@
         <w:t xml:space="preserve"> П</w:t>
       </w:r>
       <w:r>
-        <w:t>редставлен алгоритм поиска точного решения, т.е. плотности состояний g(E,M)/2^N для квадратной решетки спинов модели Изинга с произвольным распределением обменных констан</w:t>
+        <w:t>редставлен алгоритм поиска точного решения</w:t>
+      </w:r>
+      <w:r>
+        <w:t xml:space="preserve"> (т.е. вычисления 100% значений </w:t>
+      </w:r>
+      <w:r>
+        <w:rPr>
+          <w:lang w:val="en-US"/>
+        </w:rPr>
+        <w:t>E</w:t>
+      </w:r>
+      <w:r>
+        <w:t xml:space="preserve"> и </w:t>
+      </w:r>
+      <w:r>
+        <w:rPr>
+          <w:lang w:val="en-US"/>
+        </w:rPr>
+        <w:t>M</w:t>
+      </w:r>
+      <w:r>
+        <w:t xml:space="preserve"> для 2</w:t>
+      </w:r>
+      <w:r>
+        <w:t>^</w:t>
+      </w:r>
+      <w:r>
+        <w:rPr>
+          <w:lang w:val="en-US"/>
+        </w:rPr>
+        <w:t>N</w:t>
+      </w:r>
+      <w:r>
+        <w:t>)</w:t>
+      </w:r>
+      <w:r>
+        <w:t>, т.е. плотности состояний g(E,M)/2^N для квадратной решетки спинов модели Изинга с произвольным распределением обменных констан</w:t>
       </w:r>
       <w:r>
         <w:t>т</w:t>
@@ -409,7 +430,7 @@
           <w:i/>
           <w:iCs/>
         </w:rPr>
-        <w:t xml:space="preserve">Псевдокод, приведенный в работе, не помогает разобраться в особенностях реализации алгоритма. Не понятно, на каком этапе происходит распределение вычислительной работы по процессорам. С виду алгоритм выглядит как последовательный. Главный принцип представления результатов в научной статье – это возможность их повторения другими исследователями. Рецензент уверен, что по </w:t>
+        <w:t xml:space="preserve">Псевдокод, приведенный в работе, не помогает разобраться в особенностях реализации алгоритма. Не понятно, на каком этапе происходит распределение вычислительной работы по процессорам. С виду алгоритм выглядит как последовательный. Главный принцип представления результатов в научной статье – это возможность их повторения другими исследователями. Рецензент уверен, что по представленной в данной работе информации невозможно воспроизвести алгоритм, предлагаемый авторами. Раздел, посвященный особенностям реализации алгоритма на </w:t>
       </w:r>
       <w:r>
         <w:rPr>
@@ -417,7 +438,7 @@
           <w:iCs/>
         </w:rPr>
         <w:lastRenderedPageBreak/>
-        <w:t>представленной в данной работе информации невозможно воспроизвести алгоритм, предлагаемый авторами. Раздел, посвященный особенностям реализации алгоритма на Open MP и CUDA, абсолютно бесполезен и не содержит никаких подробностей о взаимодействии потоков и организации работы с памятью.</w:t>
+        <w:t>Open MP и CUDA, абсолютно бесполезен и не содержит никаких подробностей о взаимодействии потоков и организации работы с памятью.</w:t>
       </w:r>
       <w:r>
         <w:t>»</w:t>
@@ -428,27 +449,16 @@
         <w:ind w:firstLine="708"/>
         <w:jc w:val="both"/>
       </w:pPr>
-      <w:proofErr w:type="spellStart"/>
       <w:r>
         <w:rPr>
           <w:highlight w:val="red"/>
         </w:rPr>
-        <w:t>Анисич</w:t>
-      </w:r>
-      <w:proofErr w:type="spellEnd"/>
-      <w:r>
-        <w:rPr>
-          <w:highlight w:val="red"/>
-        </w:rPr>
-        <w:t>, Трухин</w:t>
+        <w:t>Анисич, Трухин</w:t>
       </w:r>
     </w:p>
     <w:p>
       <w:pPr>
         <w:jc w:val="both"/>
-        <w:rPr>
-          <w:lang w:val="en-US"/>
-        </w:rPr>
       </w:pPr>
       <w:r>
         <w:tab/>
@@ -500,7 +510,6 @@
         <w:rPr>
           <w:i/>
           <w:iCs/>
-          <w:lang w:val="en-US"/>
         </w:rPr>
         <w:t xml:space="preserve"> </w:t>
       </w:r>
@@ -515,7 +524,6 @@
         <w:rPr>
           <w:i/>
           <w:iCs/>
-          <w:lang w:val="en-US"/>
         </w:rPr>
         <w:t xml:space="preserve"> </w:t>
       </w:r>
@@ -530,7 +538,6 @@
         <w:rPr>
           <w:i/>
           <w:iCs/>
-          <w:lang w:val="en-US"/>
         </w:rPr>
         <w:t xml:space="preserve"> </w:t>
       </w:r>
@@ -545,7 +552,6 @@
         <w:rPr>
           <w:i/>
           <w:iCs/>
-          <w:lang w:val="en-US"/>
         </w:rPr>
         <w:t xml:space="preserve"> </w:t>
       </w:r>
@@ -560,7 +566,6 @@
         <w:rPr>
           <w:i/>
           <w:iCs/>
-          <w:lang w:val="en-US"/>
         </w:rPr>
         <w:t xml:space="preserve"> </w:t>
       </w:r>
@@ -575,7 +580,6 @@
         <w:rPr>
           <w:i/>
           <w:iCs/>
-          <w:lang w:val="en-US"/>
         </w:rPr>
         <w:t xml:space="preserve"> </w:t>
       </w:r>
@@ -590,7 +594,6 @@
         <w:rPr>
           <w:i/>
           <w:iCs/>
-          <w:lang w:val="en-US"/>
         </w:rPr>
         <w:t xml:space="preserve"> </w:t>
       </w:r>
@@ -605,34 +608,19 @@
         <w:rPr>
           <w:i/>
           <w:iCs/>
-          <w:lang w:val="en-US"/>
         </w:rPr>
         <w:t>.</w:t>
       </w:r>
       <w:r>
-        <w:rPr>
-          <w:lang w:val="en-US"/>
-        </w:rPr>
         <w:t>»</w:t>
       </w:r>
     </w:p>
     <w:p>
       <w:pPr>
         <w:jc w:val="both"/>
-        <w:rPr>
-          <w:lang w:val="en-US"/>
-        </w:rPr>
       </w:pPr>
       <w:r>
-        <w:t xml:space="preserve">Как утверждает Р. </w:t>
-      </w:r>
-      <w:proofErr w:type="spellStart"/>
-      <w:r>
-        <w:t>Бэкстер</w:t>
-      </w:r>
-      <w:proofErr w:type="spellEnd"/>
-      <w:r>
-        <w:t xml:space="preserve"> в основополагающей работе ``</w:t>
+        <w:t>Как утверждает Р. Бэкстер в основополагающей работе ``</w:t>
       </w:r>
       <w:r>
         <w:rPr>
@@ -642,13 +630,7 @@
         <w:t>Точно решаемые модели</w:t>
       </w:r>
       <w:r>
-        <w:t xml:space="preserve"> в статистической механике''</w:t>
-      </w:r>
-      <w:r>
-        <w:t>[1]</w:t>
-      </w:r>
-      <w:r>
-        <w:t xml:space="preserve"> двумерные ``</w:t>
+        <w:t xml:space="preserve"> в статистической механике''[1] двумерные ``</w:t>
       </w:r>
       <w:r>
         <w:rPr>
@@ -658,10 +640,7 @@
         <w:t>точно решаемые модели</w:t>
       </w:r>
       <w:r>
-        <w:t>'' представляют большую ценность для проверки общих теорий и предположений.</w:t>
-      </w:r>
-      <w:r>
-        <w:t xml:space="preserve"> </w:t>
+        <w:t xml:space="preserve">'' представляют большую ценность для проверки общих теорий и предположений. </w:t>
       </w:r>
     </w:p>
     <w:p>
@@ -702,25 +681,31 @@
         <w:jc w:val="both"/>
       </w:pPr>
       <w:r>
-        <w:t>Общепринято считать, что точное решение может служить инструментом для сравнения других алгоритмов, например, гибридного Монте-Карло, а также вычислительного оборудования, даже включая квантовый отжиг</w:t>
+        <w:t xml:space="preserve">Общепринято считать, что </w:t>
+      </w:r>
+      <w:r>
+        <w:t>«</w:t>
+      </w:r>
+      <w:r>
+        <w:t>точное решение</w:t>
+      </w:r>
+      <w:r>
+        <w:t>»</w:t>
+      </w:r>
+      <w:r>
+        <w:t xml:space="preserve"> может служить инструментом для сравнения других алгоритмов, например, гибридного Монте-Карло, а также вычислительного оборудования, даже включая квантовый отжиг</w:t>
       </w:r>
       <w:r>
         <w:t>, см., например,</w:t>
       </w:r>
       <w:r>
-        <w:t xml:space="preserve"> </w:t>
-      </w:r>
-      <w:r>
-        <w:t>[</w:t>
+        <w:t xml:space="preserve"> [</w:t>
       </w:r>
       <w:r>
         <w:t>3</w:t>
       </w:r>
       <w:r>
-        <w:t>]</w:t>
-      </w:r>
-      <w:r>
-        <w:t>.</w:t>
+        <w:t>].</w:t>
       </w:r>
     </w:p>
     <w:p>
@@ -755,25 +740,7 @@
         <w:jc w:val="both"/>
       </w:pPr>
       <w:r>
-        <w:t xml:space="preserve">Поскольку в настоящее время отсутствуют аналитические методы получения </w:t>
-      </w:r>
-      <w:r>
-        <w:t>точно</w:t>
-      </w:r>
-      <w:r>
-        <w:t>го</w:t>
-      </w:r>
-      <w:r>
-        <w:t xml:space="preserve"> решени</w:t>
-      </w:r>
-      <w:r>
-        <w:t>я</w:t>
-      </w:r>
-      <w:r>
-        <w:t xml:space="preserve"> модели Изинга,</w:t>
-      </w:r>
-      <w:r>
-        <w:t xml:space="preserve"> разработка алгоритмов численного расчета </w:t>
+        <w:t xml:space="preserve">Поскольку в настоящее время отсутствуют аналитические методы получения точного решения модели Изинга, разработка алгоритмов численного расчета </w:t>
       </w:r>
       <w:r>
         <w:rPr>
@@ -814,9 +781,6 @@
     <w:p>
       <w:pPr>
         <w:jc w:val="both"/>
-        <w:rPr>
-          <w:lang w:val="en-US"/>
-        </w:rPr>
       </w:pPr>
       <w:r>
         <w:t>Литература:</w:t>
@@ -825,23 +789,7 @@
         <w:br/>
       </w:r>
       <w:r>
-        <w:t xml:space="preserve">1. </w:t>
-      </w:r>
-      <w:proofErr w:type="spellStart"/>
-      <w:r>
-        <w:t>Бэкстер</w:t>
-      </w:r>
-      <w:proofErr w:type="spellEnd"/>
-      <w:r>
-        <w:t xml:space="preserve"> Р., Вольский Е. П., </w:t>
-      </w:r>
-      <w:proofErr w:type="spellStart"/>
-      <w:r>
-        <w:t>Дайхин</w:t>
-      </w:r>
-      <w:proofErr w:type="spellEnd"/>
-      <w:r>
-        <w:t xml:space="preserve"> Л. И. Точно решаемые модели в статистической механике: Пер. с англ. – Мир, 1985.</w:t>
+        <w:t>1. Бэкстер Р., Вольский Е. П., Дайхин Л. И. Точно решаемые модели в статистической механике: Пер. с англ. – Мир, 1985.</w:t>
       </w:r>
     </w:p>
     <w:p>
@@ -849,26 +797,7 @@
         <w:jc w:val="both"/>
       </w:pPr>
       <w:r>
-        <w:t xml:space="preserve">2. </w:t>
-      </w:r>
-      <w:r>
-        <w:t xml:space="preserve">Н. М. Боголюбов, П. П. Кулиш, “Точно-решаемые модели квантовой нелинейной оптики”, Вопросы квантовой теории поля и статистической физики. 22, Зап. научн. сем. ПОМИ, 398, ПОМИ, СПб., 2012, 26–54; J. </w:t>
-      </w:r>
-      <w:proofErr w:type="spellStart"/>
-      <w:r>
-        <w:t>Math</w:t>
-      </w:r>
-      <w:proofErr w:type="spellEnd"/>
-      <w:r>
-        <w:t xml:space="preserve">. </w:t>
-      </w:r>
-      <w:proofErr w:type="spellStart"/>
-      <w:r>
-        <w:t>Sci</w:t>
-      </w:r>
-      <w:proofErr w:type="spellEnd"/>
-      <w:r>
-        <w:t>. (N. Y.), 192:1 (2013), 14–30</w:t>
+        <w:t>2. Н. М. Боголюбов, П. П. Кулиш, “Точно-решаемые модели квантовой нелинейной оптики”, Вопросы квантовой теории поля и статистической физики. 22, Зап. научн. сем. ПОМИ, 398, ПОМИ, СПб., 2012, 26–54; J. Math. Sci. (N. Y.), 192:1 (2013), 14–30</w:t>
       </w:r>
     </w:p>
     <w:p>
@@ -888,21 +817,7 @@
         <w:rPr>
           <w:lang w:val="en-US"/>
         </w:rPr>
-        <w:t xml:space="preserve">. </w:t>
-      </w:r>
-      <w:proofErr w:type="spellStart"/>
-      <w:r>
-        <w:rPr>
-          <w:lang w:val="en-US"/>
-        </w:rPr>
-        <w:t>Jałowiecki</w:t>
-      </w:r>
-      <w:proofErr w:type="spellEnd"/>
-      <w:r>
-        <w:rPr>
-          <w:lang w:val="en-US"/>
-        </w:rPr>
-        <w:t xml:space="preserve"> K., Rams M. M., Gardas B. Brute-forcing spin-glass problems with CUDA //Computer Physics Communications. – 2021. – </w:t>
+        <w:t xml:space="preserve">. Jałowiecki K., Rams M. M., Gardas B. Brute-forcing spin-glass problems with CUDA //Computer Physics Communications. – 2021. – </w:t>
       </w:r>
       <w:r>
         <w:t>Т</w:t>

--- a/Ответ на рецензию.docx
+++ b/Ответ на рецензию.docx
@@ -47,6 +47,12 @@
           <w:iCs/>
         </w:rPr>
         <w:t xml:space="preserve">?  Слово Glaurung на латинице в названии статьи на русском языке также выглядит неуместно, тем более его истоки либо значение в тексте статьи не раскрыты.» </w:t>
+      </w:r>
+      <w:r>
+        <w:rPr>
+          <w:i/>
+          <w:iCs/>
+        </w:rPr>
       </w:r>
       <w:r>
         <w:rPr>
@@ -513,7 +519,11 @@
       <w:r>
         <w:t xml:space="preserve">»</w:t>
       </w:r>
-      <w:r/>
+      <w:r>
+        <w:rPr>
+          <w:highlight w:val="none"/>
+        </w:rPr>
+      </w:r>
     </w:p>
     <w:p>
       <w:pPr>
@@ -541,20 +551,27 @@
           <w:highlight w:val="none"/>
         </w:rPr>
       </w:r>
+      <w:r/>
     </w:p>
     <w:p>
       <w:pPr>
         <w:pBdr/>
         <w:spacing/>
-        <w:ind w:firstLine="708"/>
+        <w:ind w:firstLine="0"/>
         <w:jc w:val="both"/>
         <w:rPr/>
       </w:pPr>
+      <w:r>
+        <w:rPr>
+          <w:highlight w:val="none"/>
+        </w:rPr>
+        <w:tab/>
+        <w:t xml:space="preserve">В раздел реализации алгоритма добавлен поясняющий рисунок с подробностями о использовании памяти и взаимодействии потоков.</w:t>
+      </w:r>
       <w:r>
         <w:rPr>
           <w:highlight w:val="red"/>
         </w:rPr>
-        <w:t xml:space="preserve">Анисич, Трухин</w:t>
       </w:r>
       <w:r/>
     </w:p>
@@ -1004,6 +1021,11 @@
           <w:lang w:val="en-US"/>
         </w:rPr>
       </w:r>
+      <w:r>
+        <w:rPr>
+          <w:lang w:val="en-US"/>
+        </w:rPr>
+      </w:r>
     </w:p>
     <w:sectPr>
       <w:footnotePr/>
@@ -1975,10 +1997,10 @@
     <w:lsdException w:name="Bibliography" w:uiPriority="37"/>
     <w:lsdException w:name="TOC Heading" w:uiPriority="39" w:qFormat="1"/>
   </w:latentStyles>
-  <w:style w:type="character" w:styleId="149">
+  <w:style w:type="character" w:styleId="707">
     <w:name w:val="Heading 1 Char"/>
-    <w:basedOn w:val="716"/>
-    <w:link w:val="707"/>
+    <w:basedOn w:val="734"/>
+    <w:link w:val="725"/>
     <w:uiPriority w:val="9"/>
     <w:pPr>
       <w:pBdr/>
@@ -1992,10 +2014,10 @@
       <w:szCs w:val="40"/>
     </w:rPr>
   </w:style>
-  <w:style w:type="character" w:styleId="150">
+  <w:style w:type="character" w:styleId="708">
     <w:name w:val="Heading 2 Char"/>
-    <w:basedOn w:val="716"/>
-    <w:link w:val="708"/>
+    <w:basedOn w:val="734"/>
+    <w:link w:val="726"/>
     <w:uiPriority w:val="9"/>
     <w:pPr>
       <w:pBdr/>
@@ -2009,10 +2031,10 @@
       <w:szCs w:val="32"/>
     </w:rPr>
   </w:style>
-  <w:style w:type="character" w:styleId="151">
+  <w:style w:type="character" w:styleId="709">
     <w:name w:val="Heading 3 Char"/>
-    <w:basedOn w:val="716"/>
-    <w:link w:val="709"/>
+    <w:basedOn w:val="734"/>
+    <w:link w:val="727"/>
     <w:uiPriority w:val="9"/>
     <w:pPr>
       <w:pBdr/>
@@ -2026,10 +2048,10 @@
       <w:szCs w:val="28"/>
     </w:rPr>
   </w:style>
-  <w:style w:type="character" w:styleId="152">
+  <w:style w:type="character" w:styleId="710">
     <w:name w:val="Heading 4 Char"/>
-    <w:basedOn w:val="716"/>
-    <w:link w:val="710"/>
+    <w:basedOn w:val="734"/>
+    <w:link w:val="728"/>
     <w:uiPriority w:val="9"/>
     <w:pPr>
       <w:pBdr/>
@@ -2043,10 +2065,10 @@
       <w:color w:val="0f4761" w:themeColor="accent1" w:themeShade="BF"/>
     </w:rPr>
   </w:style>
-  <w:style w:type="character" w:styleId="153">
+  <w:style w:type="character" w:styleId="711">
     <w:name w:val="Heading 5 Char"/>
-    <w:basedOn w:val="716"/>
-    <w:link w:val="711"/>
+    <w:basedOn w:val="734"/>
+    <w:link w:val="729"/>
     <w:uiPriority w:val="9"/>
     <w:pPr>
       <w:pBdr/>
@@ -2058,10 +2080,10 @@
       <w:color w:val="0f4761" w:themeColor="accent1" w:themeShade="BF"/>
     </w:rPr>
   </w:style>
-  <w:style w:type="character" w:styleId="154">
+  <w:style w:type="character" w:styleId="712">
     <w:name w:val="Heading 6 Char"/>
-    <w:basedOn w:val="716"/>
-    <w:link w:val="712"/>
+    <w:basedOn w:val="734"/>
+    <w:link w:val="730"/>
     <w:uiPriority w:val="9"/>
     <w:pPr>
       <w:pBdr/>
@@ -2075,10 +2097,10 @@
       <w:color w:val="595959" w:themeColor="text1" w:themeTint="A6"/>
     </w:rPr>
   </w:style>
-  <w:style w:type="character" w:styleId="155">
+  <w:style w:type="character" w:styleId="713">
     <w:name w:val="Heading 7 Char"/>
-    <w:basedOn w:val="716"/>
-    <w:link w:val="713"/>
+    <w:basedOn w:val="734"/>
+    <w:link w:val="731"/>
     <w:uiPriority w:val="9"/>
     <w:pPr>
       <w:pBdr/>
@@ -2090,10 +2112,10 @@
       <w:color w:val="595959" w:themeColor="text1" w:themeTint="A6"/>
     </w:rPr>
   </w:style>
-  <w:style w:type="character" w:styleId="156">
+  <w:style w:type="character" w:styleId="714">
     <w:name w:val="Heading 8 Char"/>
-    <w:basedOn w:val="716"/>
-    <w:link w:val="714"/>
+    <w:basedOn w:val="734"/>
+    <w:link w:val="732"/>
     <w:uiPriority w:val="9"/>
     <w:pPr>
       <w:pBdr/>
@@ -2107,10 +2129,10 @@
       <w:color w:val="272727" w:themeColor="text1" w:themeTint="D8"/>
     </w:rPr>
   </w:style>
-  <w:style w:type="character" w:styleId="157">
+  <w:style w:type="character" w:styleId="715">
     <w:name w:val="Heading 9 Char"/>
-    <w:basedOn w:val="716"/>
-    <w:link w:val="715"/>
+    <w:basedOn w:val="734"/>
+    <w:link w:val="733"/>
     <w:uiPriority w:val="9"/>
     <w:pPr>
       <w:pBdr/>
@@ -2124,10 +2146,10 @@
       <w:color w:val="272727" w:themeColor="text1" w:themeTint="D8"/>
     </w:rPr>
   </w:style>
-  <w:style w:type="character" w:styleId="159">
+  <w:style w:type="character" w:styleId="716">
     <w:name w:val="Title Char"/>
-    <w:basedOn w:val="716"/>
-    <w:link w:val="854"/>
+    <w:basedOn w:val="734"/>
+    <w:link w:val="872"/>
     <w:uiPriority w:val="10"/>
     <w:pPr>
       <w:pBdr/>
@@ -2141,10 +2163,10 @@
       <w:szCs w:val="56"/>
     </w:rPr>
   </w:style>
-  <w:style w:type="character" w:styleId="161">
+  <w:style w:type="character" w:styleId="717">
     <w:name w:val="Subtitle Char"/>
-    <w:basedOn w:val="716"/>
-    <w:link w:val="856"/>
+    <w:basedOn w:val="734"/>
+    <w:link w:val="874"/>
     <w:uiPriority w:val="11"/>
     <w:pPr>
       <w:pBdr/>
@@ -2158,10 +2180,10 @@
       <w:szCs w:val="28"/>
     </w:rPr>
   </w:style>
-  <w:style w:type="character" w:styleId="163">
+  <w:style w:type="character" w:styleId="718">
     <w:name w:val="Quote Char"/>
-    <w:basedOn w:val="716"/>
-    <w:link w:val="858"/>
+    <w:basedOn w:val="734"/>
+    <w:link w:val="876"/>
     <w:uiPriority w:val="29"/>
     <w:pPr>
       <w:pBdr/>
@@ -2174,10 +2196,10 @@
       <w:color w:val="404040" w:themeColor="text1" w:themeTint="BF"/>
     </w:rPr>
   </w:style>
-  <w:style w:type="character" w:styleId="167">
+  <w:style w:type="character" w:styleId="719">
     <w:name w:val="Intense Quote Char"/>
-    <w:basedOn w:val="716"/>
-    <w:link w:val="861"/>
+    <w:basedOn w:val="734"/>
+    <w:link w:val="879"/>
     <w:uiPriority w:val="30"/>
     <w:pPr>
       <w:pBdr/>
@@ -2190,10 +2212,10 @@
       <w:color w:val="0f4761" w:themeColor="accent1" w:themeShade="BF"/>
     </w:rPr>
   </w:style>
-  <w:style w:type="character" w:styleId="176">
+  <w:style w:type="character" w:styleId="720">
     <w:name w:val="Header Char"/>
-    <w:basedOn w:val="716"/>
-    <w:link w:val="869"/>
+    <w:basedOn w:val="734"/>
+    <w:link w:val="887"/>
     <w:uiPriority w:val="99"/>
     <w:pPr>
       <w:pBdr/>
@@ -2201,10 +2223,10 @@
       <w:ind/>
     </w:pPr>
   </w:style>
-  <w:style w:type="character" w:styleId="178">
+  <w:style w:type="character" w:styleId="721">
     <w:name w:val="Footer Char"/>
-    <w:basedOn w:val="716"/>
-    <w:link w:val="871"/>
+    <w:basedOn w:val="734"/>
+    <w:link w:val="889"/>
     <w:uiPriority w:val="99"/>
     <w:pPr>
       <w:pBdr/>
@@ -2212,10 +2234,10 @@
       <w:ind/>
     </w:pPr>
   </w:style>
-  <w:style w:type="character" w:styleId="181">
+  <w:style w:type="character" w:styleId="722">
     <w:name w:val="Footnote Text Char"/>
-    <w:basedOn w:val="716"/>
-    <w:link w:val="874"/>
+    <w:basedOn w:val="734"/>
+    <w:link w:val="892"/>
     <w:uiPriority w:val="99"/>
     <w:semiHidden/>
     <w:pPr>
@@ -2228,10 +2250,10 @@
       <w:szCs w:val="20"/>
     </w:rPr>
   </w:style>
-  <w:style w:type="character" w:styleId="184">
+  <w:style w:type="character" w:styleId="723">
     <w:name w:val="Endnote Text Char"/>
-    <w:basedOn w:val="716"/>
-    <w:link w:val="877"/>
+    <w:basedOn w:val="734"/>
+    <w:link w:val="895"/>
     <w:uiPriority w:val="99"/>
     <w:semiHidden/>
     <w:pPr>
@@ -2244,7 +2266,7 @@
       <w:szCs w:val="20"/>
     </w:rPr>
   </w:style>
-  <w:style w:type="paragraph" w:styleId="706" w:default="1">
+  <w:style w:type="paragraph" w:styleId="724" w:default="1">
     <w:name w:val="Normal"/>
     <w:qFormat/>
     <w:pPr>
@@ -2253,11 +2275,11 @@
       <w:ind/>
     </w:pPr>
   </w:style>
-  <w:style w:type="paragraph" w:styleId="707">
+  <w:style w:type="paragraph" w:styleId="725">
     <w:name w:val="Heading 1"/>
-    <w:basedOn w:val="706"/>
-    <w:next w:val="706"/>
-    <w:link w:val="845"/>
+    <w:basedOn w:val="724"/>
+    <w:next w:val="724"/>
+    <w:link w:val="863"/>
     <w:uiPriority w:val="9"/>
     <w:qFormat/>
     <w:pPr>
@@ -2275,11 +2297,11 @@
       <w:szCs w:val="40"/>
     </w:rPr>
   </w:style>
-  <w:style w:type="paragraph" w:styleId="708">
+  <w:style w:type="paragraph" w:styleId="726">
     <w:name w:val="Heading 2"/>
-    <w:basedOn w:val="706"/>
-    <w:next w:val="706"/>
-    <w:link w:val="846"/>
+    <w:basedOn w:val="724"/>
+    <w:next w:val="724"/>
+    <w:link w:val="864"/>
     <w:uiPriority w:val="9"/>
     <w:unhideWhenUsed/>
     <w:qFormat/>
@@ -2298,11 +2320,11 @@
       <w:szCs w:val="32"/>
     </w:rPr>
   </w:style>
-  <w:style w:type="paragraph" w:styleId="709">
+  <w:style w:type="paragraph" w:styleId="727">
     <w:name w:val="Heading 3"/>
-    <w:basedOn w:val="706"/>
-    <w:next w:val="706"/>
-    <w:link w:val="847"/>
+    <w:basedOn w:val="724"/>
+    <w:next w:val="724"/>
+    <w:link w:val="865"/>
     <w:uiPriority w:val="9"/>
     <w:unhideWhenUsed/>
     <w:qFormat/>
@@ -2321,11 +2343,11 @@
       <w:szCs w:val="28"/>
     </w:rPr>
   </w:style>
-  <w:style w:type="paragraph" w:styleId="710">
+  <w:style w:type="paragraph" w:styleId="728">
     <w:name w:val="Heading 4"/>
-    <w:basedOn w:val="706"/>
-    <w:next w:val="706"/>
-    <w:link w:val="848"/>
+    <w:basedOn w:val="724"/>
+    <w:next w:val="724"/>
+    <w:link w:val="866"/>
     <w:uiPriority w:val="9"/>
     <w:unhideWhenUsed/>
     <w:qFormat/>
@@ -2344,11 +2366,11 @@
       <w:color w:val="2e74b5" w:themeColor="accent1" w:themeShade="BF"/>
     </w:rPr>
   </w:style>
-  <w:style w:type="paragraph" w:styleId="711">
+  <w:style w:type="paragraph" w:styleId="729">
     <w:name w:val="Heading 5"/>
-    <w:basedOn w:val="706"/>
-    <w:next w:val="706"/>
-    <w:link w:val="849"/>
+    <w:basedOn w:val="724"/>
+    <w:next w:val="724"/>
+    <w:link w:val="867"/>
     <w:uiPriority w:val="9"/>
     <w:unhideWhenUsed/>
     <w:qFormat/>
@@ -2365,11 +2387,11 @@
       <w:color w:val="2e74b5" w:themeColor="accent1" w:themeShade="BF"/>
     </w:rPr>
   </w:style>
-  <w:style w:type="paragraph" w:styleId="712">
+  <w:style w:type="paragraph" w:styleId="730">
     <w:name w:val="Heading 6"/>
-    <w:basedOn w:val="706"/>
-    <w:next w:val="706"/>
-    <w:link w:val="850"/>
+    <w:basedOn w:val="724"/>
+    <w:next w:val="724"/>
+    <w:link w:val="868"/>
     <w:uiPriority w:val="9"/>
     <w:unhideWhenUsed/>
     <w:qFormat/>
@@ -2388,11 +2410,11 @@
       <w:color w:val="595959" w:themeColor="text1" w:themeTint="A6"/>
     </w:rPr>
   </w:style>
-  <w:style w:type="paragraph" w:styleId="713">
+  <w:style w:type="paragraph" w:styleId="731">
     <w:name w:val="Heading 7"/>
-    <w:basedOn w:val="706"/>
-    <w:next w:val="706"/>
-    <w:link w:val="851"/>
+    <w:basedOn w:val="724"/>
+    <w:next w:val="724"/>
+    <w:link w:val="869"/>
     <w:uiPriority w:val="9"/>
     <w:unhideWhenUsed/>
     <w:qFormat/>
@@ -2409,11 +2431,11 @@
       <w:color w:val="595959" w:themeColor="text1" w:themeTint="A6"/>
     </w:rPr>
   </w:style>
-  <w:style w:type="paragraph" w:styleId="714">
+  <w:style w:type="paragraph" w:styleId="732">
     <w:name w:val="Heading 8"/>
-    <w:basedOn w:val="706"/>
-    <w:next w:val="706"/>
-    <w:link w:val="852"/>
+    <w:basedOn w:val="724"/>
+    <w:next w:val="724"/>
+    <w:link w:val="870"/>
     <w:uiPriority w:val="9"/>
     <w:unhideWhenUsed/>
     <w:qFormat/>
@@ -2432,11 +2454,11 @@
       <w:color w:val="272727" w:themeColor="text1" w:themeTint="D8"/>
     </w:rPr>
   </w:style>
-  <w:style w:type="paragraph" w:styleId="715">
+  <w:style w:type="paragraph" w:styleId="733">
     <w:name w:val="Heading 9"/>
-    <w:basedOn w:val="706"/>
-    <w:next w:val="706"/>
-    <w:link w:val="853"/>
+    <w:basedOn w:val="724"/>
+    <w:next w:val="724"/>
+    <w:link w:val="871"/>
     <w:uiPriority w:val="9"/>
     <w:unhideWhenUsed/>
     <w:qFormat/>
@@ -2455,7 +2477,7 @@
       <w:color w:val="272727" w:themeColor="text1" w:themeTint="D8"/>
     </w:rPr>
   </w:style>
-  <w:style w:type="character" w:styleId="716" w:default="1">
+  <w:style w:type="character" w:styleId="734" w:default="1">
     <w:name w:val="Default Paragraph Font"/>
     <w:uiPriority w:val="1"/>
     <w:semiHidden/>
@@ -2466,7 +2488,7 @@
       <w:ind/>
     </w:pPr>
   </w:style>
-  <w:style w:type="table" w:styleId="717" w:default="1">
+  <w:style w:type="table" w:styleId="735" w:default="1">
     <w:name w:val="Normal Table"/>
     <w:uiPriority w:val="99"/>
     <w:semiHidden/>
@@ -2659,7 +2681,7 @@
       </w:tcPr>
     </w:tblStylePr>
   </w:style>
-  <w:style w:type="numbering" w:styleId="718" w:default="1">
+  <w:style w:type="numbering" w:styleId="736" w:default="1">
     <w:name w:val="No List"/>
     <w:uiPriority w:val="99"/>
     <w:semiHidden/>
@@ -2670,9 +2692,9 @@
       <w:ind/>
     </w:pPr>
   </w:style>
-  <w:style w:type="table" w:styleId="719">
+  <w:style w:type="table" w:styleId="737">
     <w:name w:val="Table Grid"/>
-    <w:basedOn w:val="717"/>
+    <w:basedOn w:val="735"/>
     <w:uiPriority w:val="59"/>
     <w:pPr>
       <w:pBdr/>
@@ -2862,9 +2884,9 @@
       </w:tcPr>
     </w:tblStylePr>
   </w:style>
-  <w:style w:type="table" w:styleId="720" w:customStyle="1">
+  <w:style w:type="table" w:styleId="738" w:customStyle="1">
     <w:name w:val="Table Grid Light"/>
-    <w:basedOn w:val="717"/>
+    <w:basedOn w:val="735"/>
     <w:uiPriority w:val="59"/>
     <w:pPr>
       <w:pBdr/>
@@ -3054,9 +3076,9 @@
       </w:tcPr>
     </w:tblStylePr>
   </w:style>
-  <w:style w:type="table" w:styleId="721">
+  <w:style w:type="table" w:styleId="739">
     <w:name w:val="Plain Table 1"/>
-    <w:basedOn w:val="717"/>
+    <w:basedOn w:val="735"/>
     <w:uiPriority w:val="59"/>
     <w:pPr>
       <w:pBdr/>
@@ -3272,9 +3294,9 @@
       </w:tcPr>
     </w:tblStylePr>
   </w:style>
-  <w:style w:type="table" w:styleId="722">
+  <w:style w:type="table" w:styleId="740">
     <w:name w:val="Plain Table 2"/>
-    <w:basedOn w:val="717"/>
+    <w:basedOn w:val="735"/>
     <w:uiPriority w:val="59"/>
     <w:pPr>
       <w:pBdr/>
@@ -3498,9 +3520,9 @@
       </w:tcPr>
     </w:tblStylePr>
   </w:style>
-  <w:style w:type="table" w:styleId="723">
+  <w:style w:type="table" w:styleId="741">
     <w:name w:val="Plain Table 3"/>
-    <w:basedOn w:val="717"/>
+    <w:basedOn w:val="735"/>
     <w:uiPriority w:val="99"/>
     <w:pPr>
       <w:pBdr/>
@@ -3727,9 +3749,9 @@
       </w:tcPr>
     </w:tblStylePr>
   </w:style>
-  <w:style w:type="table" w:styleId="724">
+  <w:style w:type="table" w:styleId="742">
     <w:name w:val="Plain Table 4"/>
-    <w:basedOn w:val="717"/>
+    <w:basedOn w:val="735"/>
     <w:uiPriority w:val="99"/>
     <w:pPr>
       <w:pBdr/>
@@ -3942,9 +3964,9 @@
       </w:tcPr>
     </w:tblStylePr>
   </w:style>
-  <w:style w:type="table" w:styleId="725">
+  <w:style w:type="table" w:styleId="743">
     <w:name w:val="Plain Table 5"/>
-    <w:basedOn w:val="717"/>
+    <w:basedOn w:val="735"/>
     <w:uiPriority w:val="99"/>
     <w:pPr>
       <w:pBdr/>
@@ -4174,9 +4196,9 @@
       </w:tcPr>
     </w:tblStylePr>
   </w:style>
-  <w:style w:type="table" w:styleId="726">
+  <w:style w:type="table" w:styleId="744">
     <w:name w:val="Grid Table 1 Light"/>
-    <w:basedOn w:val="717"/>
+    <w:basedOn w:val="735"/>
     <w:uiPriority w:val="99"/>
     <w:pPr>
       <w:pBdr/>
@@ -4396,9 +4418,9 @@
       </w:tcPr>
     </w:tblStylePr>
   </w:style>
-  <w:style w:type="table" w:styleId="727" w:customStyle="1">
+  <w:style w:type="table" w:styleId="745" w:customStyle="1">
     <w:name w:val="Grid Table 1 Light - Accent 1"/>
-    <w:basedOn w:val="717"/>
+    <w:basedOn w:val="735"/>
     <w:uiPriority w:val="99"/>
     <w:pPr>
       <w:pBdr/>
@@ -4618,9 +4640,9 @@
       </w:tcPr>
     </w:tblStylePr>
   </w:style>
-  <w:style w:type="table" w:styleId="728" w:customStyle="1">
+  <w:style w:type="table" w:styleId="746" w:customStyle="1">
     <w:name w:val="Grid Table 1 Light - Accent 2"/>
-    <w:basedOn w:val="717"/>
+    <w:basedOn w:val="735"/>
     <w:uiPriority w:val="99"/>
     <w:pPr>
       <w:pBdr/>
@@ -4840,9 +4862,9 @@
       </w:tcPr>
     </w:tblStylePr>
   </w:style>
-  <w:style w:type="table" w:styleId="729" w:customStyle="1">
+  <w:style w:type="table" w:styleId="747" w:customStyle="1">
     <w:name w:val="Grid Table 1 Light - Accent 3"/>
-    <w:basedOn w:val="717"/>
+    <w:basedOn w:val="735"/>
     <w:uiPriority w:val="99"/>
     <w:pPr>
       <w:pBdr/>
@@ -5062,9 +5084,9 @@
       </w:tcPr>
     </w:tblStylePr>
   </w:style>
-  <w:style w:type="table" w:styleId="730" w:customStyle="1">
+  <w:style w:type="table" w:styleId="748" w:customStyle="1">
     <w:name w:val="Grid Table 1 Light - Accent 4"/>
-    <w:basedOn w:val="717"/>
+    <w:basedOn w:val="735"/>
     <w:uiPriority w:val="99"/>
     <w:pPr>
       <w:pBdr/>
@@ -5284,9 +5306,9 @@
       </w:tcPr>
     </w:tblStylePr>
   </w:style>
-  <w:style w:type="table" w:styleId="731" w:customStyle="1">
+  <w:style w:type="table" w:styleId="749" w:customStyle="1">
     <w:name w:val="Grid Table 1 Light - Accent 5"/>
-    <w:basedOn w:val="717"/>
+    <w:basedOn w:val="735"/>
     <w:uiPriority w:val="99"/>
     <w:pPr>
       <w:pBdr/>
@@ -5506,9 +5528,9 @@
       </w:tcPr>
     </w:tblStylePr>
   </w:style>
-  <w:style w:type="table" w:styleId="732" w:customStyle="1">
+  <w:style w:type="table" w:styleId="750" w:customStyle="1">
     <w:name w:val="Grid Table 1 Light - Accent 6"/>
-    <w:basedOn w:val="717"/>
+    <w:basedOn w:val="735"/>
     <w:uiPriority w:val="99"/>
     <w:pPr>
       <w:pBdr/>
@@ -5728,9 +5750,9 @@
       </w:tcPr>
     </w:tblStylePr>
   </w:style>
-  <w:style w:type="table" w:styleId="733">
+  <w:style w:type="table" w:styleId="751">
     <w:name w:val="Grid Table 2"/>
-    <w:basedOn w:val="717"/>
+    <w:basedOn w:val="735"/>
     <w:uiPriority w:val="99"/>
     <w:pPr>
       <w:pBdr/>
@@ -5959,9 +5981,9 @@
       </w:tcPr>
     </w:tblStylePr>
   </w:style>
-  <w:style w:type="table" w:styleId="734" w:customStyle="1">
+  <w:style w:type="table" w:styleId="752" w:customStyle="1">
     <w:name w:val="Grid Table 2 - Accent 1"/>
-    <w:basedOn w:val="717"/>
+    <w:basedOn w:val="735"/>
     <w:uiPriority w:val="99"/>
     <w:pPr>
       <w:pBdr/>
@@ -6190,9 +6212,9 @@
       </w:tcPr>
     </w:tblStylePr>
   </w:style>
-  <w:style w:type="table" w:styleId="735" w:customStyle="1">
+  <w:style w:type="table" w:styleId="753" w:customStyle="1">
     <w:name w:val="Grid Table 2 - Accent 2"/>
-    <w:basedOn w:val="717"/>
+    <w:basedOn w:val="735"/>
     <w:uiPriority w:val="99"/>
     <w:pPr>
       <w:pBdr/>
@@ -6421,9 +6443,9 @@
       </w:tcPr>
     </w:tblStylePr>
   </w:style>
-  <w:style w:type="table" w:styleId="736" w:customStyle="1">
+  <w:style w:type="table" w:styleId="754" w:customStyle="1">
     <w:name w:val="Grid Table 2 - Accent 3"/>
-    <w:basedOn w:val="717"/>
+    <w:basedOn w:val="735"/>
     <w:uiPriority w:val="99"/>
     <w:pPr>
       <w:pBdr/>
@@ -6652,9 +6674,9 @@
       </w:tcPr>
     </w:tblStylePr>
   </w:style>
-  <w:style w:type="table" w:styleId="737" w:customStyle="1">
+  <w:style w:type="table" w:styleId="755" w:customStyle="1">
     <w:name w:val="Grid Table 2 - Accent 4"/>
-    <w:basedOn w:val="717"/>
+    <w:basedOn w:val="735"/>
     <w:uiPriority w:val="99"/>
     <w:pPr>
       <w:pBdr/>
@@ -6883,9 +6905,9 @@
       </w:tcPr>
     </w:tblStylePr>
   </w:style>
-  <w:style w:type="table" w:styleId="738" w:customStyle="1">
+  <w:style w:type="table" w:styleId="756" w:customStyle="1">
     <w:name w:val="Grid Table 2 - Accent 5"/>
-    <w:basedOn w:val="717"/>
+    <w:basedOn w:val="735"/>
     <w:uiPriority w:val="99"/>
     <w:pPr>
       <w:pBdr/>
@@ -7114,9 +7136,9 @@
       </w:tcPr>
     </w:tblStylePr>
   </w:style>
-  <w:style w:type="table" w:styleId="739" w:customStyle="1">
+  <w:style w:type="table" w:styleId="757" w:customStyle="1">
     <w:name w:val="Grid Table 2 - Accent 6"/>
-    <w:basedOn w:val="717"/>
+    <w:basedOn w:val="735"/>
     <w:uiPriority w:val="99"/>
     <w:pPr>
       <w:pBdr/>
@@ -7345,9 +7367,9 @@
       </w:tcPr>
     </w:tblStylePr>
   </w:style>
-  <w:style w:type="table" w:styleId="740">
+  <w:style w:type="table" w:styleId="758">
     <w:name w:val="Grid Table 3"/>
-    <w:basedOn w:val="717"/>
+    <w:basedOn w:val="735"/>
     <w:uiPriority w:val="99"/>
     <w:pPr>
       <w:pBdr/>
@@ -7589,9 +7611,9 @@
       </w:tcPr>
     </w:tblStylePr>
   </w:style>
-  <w:style w:type="table" w:styleId="741" w:customStyle="1">
+  <w:style w:type="table" w:styleId="759" w:customStyle="1">
     <w:name w:val="Grid Table 3 - Accent 1"/>
-    <w:basedOn w:val="717"/>
+    <w:basedOn w:val="735"/>
     <w:uiPriority w:val="99"/>
     <w:pPr>
       <w:pBdr/>
@@ -7833,9 +7855,9 @@
       </w:tcPr>
     </w:tblStylePr>
   </w:style>
-  <w:style w:type="table" w:styleId="742" w:customStyle="1">
+  <w:style w:type="table" w:styleId="760" w:customStyle="1">
     <w:name w:val="Grid Table 3 - Accent 2"/>
-    <w:basedOn w:val="717"/>
+    <w:basedOn w:val="735"/>
     <w:uiPriority w:val="99"/>
     <w:pPr>
       <w:pBdr/>
@@ -8077,9 +8099,9 @@
       </w:tcPr>
     </w:tblStylePr>
   </w:style>
-  <w:style w:type="table" w:styleId="743" w:customStyle="1">
+  <w:style w:type="table" w:styleId="761" w:customStyle="1">
     <w:name w:val="Grid Table 3 - Accent 3"/>
-    <w:basedOn w:val="717"/>
+    <w:basedOn w:val="735"/>
     <w:uiPriority w:val="99"/>
     <w:pPr>
       <w:pBdr/>
@@ -8321,9 +8343,9 @@
       </w:tcPr>
     </w:tblStylePr>
   </w:style>
-  <w:style w:type="table" w:styleId="744" w:customStyle="1">
+  <w:style w:type="table" w:styleId="762" w:customStyle="1">
     <w:name w:val="Grid Table 3 - Accent 4"/>
-    <w:basedOn w:val="717"/>
+    <w:basedOn w:val="735"/>
     <w:uiPriority w:val="99"/>
     <w:pPr>
       <w:pBdr/>
@@ -8565,9 +8587,9 @@
       </w:tcPr>
     </w:tblStylePr>
   </w:style>
-  <w:style w:type="table" w:styleId="745" w:customStyle="1">
+  <w:style w:type="table" w:styleId="763" w:customStyle="1">
     <w:name w:val="Grid Table 3 - Accent 5"/>
-    <w:basedOn w:val="717"/>
+    <w:basedOn w:val="735"/>
     <w:uiPriority w:val="99"/>
     <w:pPr>
       <w:pBdr/>
@@ -8809,9 +8831,9 @@
       </w:tcPr>
     </w:tblStylePr>
   </w:style>
-  <w:style w:type="table" w:styleId="746" w:customStyle="1">
+  <w:style w:type="table" w:styleId="764" w:customStyle="1">
     <w:name w:val="Grid Table 3 - Accent 6"/>
-    <w:basedOn w:val="717"/>
+    <w:basedOn w:val="735"/>
     <w:uiPriority w:val="99"/>
     <w:pPr>
       <w:pBdr/>
@@ -9053,9 +9075,9 @@
       </w:tcPr>
     </w:tblStylePr>
   </w:style>
-  <w:style w:type="table" w:styleId="747">
+  <w:style w:type="table" w:styleId="765">
     <w:name w:val="Grid Table 4"/>
-    <w:basedOn w:val="717"/>
+    <w:basedOn w:val="735"/>
     <w:uiPriority w:val="59"/>
     <w:pPr>
       <w:pBdr/>
@@ -9285,9 +9307,9 @@
       </w:tcPr>
     </w:tblStylePr>
   </w:style>
-  <w:style w:type="table" w:styleId="748" w:customStyle="1">
+  <w:style w:type="table" w:styleId="766" w:customStyle="1">
     <w:name w:val="Grid Table 4 - Accent 1"/>
-    <w:basedOn w:val="717"/>
+    <w:basedOn w:val="735"/>
     <w:uiPriority w:val="59"/>
     <w:pPr>
       <w:pBdr/>
@@ -9517,9 +9539,9 @@
       </w:tcPr>
     </w:tblStylePr>
   </w:style>
-  <w:style w:type="table" w:styleId="749" w:customStyle="1">
+  <w:style w:type="table" w:styleId="767" w:customStyle="1">
     <w:name w:val="Grid Table 4 - Accent 2"/>
-    <w:basedOn w:val="717"/>
+    <w:basedOn w:val="735"/>
     <w:uiPriority w:val="59"/>
     <w:pPr>
       <w:pBdr/>
@@ -9749,9 +9771,9 @@
       </w:tcPr>
     </w:tblStylePr>
   </w:style>
-  <w:style w:type="table" w:styleId="750" w:customStyle="1">
+  <w:style w:type="table" w:styleId="768" w:customStyle="1">
     <w:name w:val="Grid Table 4 - Accent 3"/>
-    <w:basedOn w:val="717"/>
+    <w:basedOn w:val="735"/>
     <w:uiPriority w:val="59"/>
     <w:pPr>
       <w:pBdr/>
@@ -9981,9 +10003,9 @@
       </w:tcPr>
     </w:tblStylePr>
   </w:style>
-  <w:style w:type="table" w:styleId="751" w:customStyle="1">
+  <w:style w:type="table" w:styleId="769" w:customStyle="1">
     <w:name w:val="Grid Table 4 - Accent 4"/>
-    <w:basedOn w:val="717"/>
+    <w:basedOn w:val="735"/>
     <w:uiPriority w:val="59"/>
     <w:pPr>
       <w:pBdr/>
@@ -10213,9 +10235,9 @@
       </w:tcPr>
     </w:tblStylePr>
   </w:style>
-  <w:style w:type="table" w:styleId="752" w:customStyle="1">
+  <w:style w:type="table" w:styleId="770" w:customStyle="1">
     <w:name w:val="Grid Table 4 - Accent 5"/>
-    <w:basedOn w:val="717"/>
+    <w:basedOn w:val="735"/>
     <w:uiPriority w:val="59"/>
     <w:pPr>
       <w:pBdr/>
@@ -10445,9 +10467,9 @@
       </w:tcPr>
     </w:tblStylePr>
   </w:style>
-  <w:style w:type="table" w:styleId="753" w:customStyle="1">
+  <w:style w:type="table" w:styleId="771" w:customStyle="1">
     <w:name w:val="Grid Table 4 - Accent 6"/>
-    <w:basedOn w:val="717"/>
+    <w:basedOn w:val="735"/>
     <w:uiPriority w:val="59"/>
     <w:pPr>
       <w:pBdr/>
@@ -10677,9 +10699,9 @@
       </w:tcPr>
     </w:tblStylePr>
   </w:style>
-  <w:style w:type="table" w:styleId="754">
+  <w:style w:type="table" w:styleId="772">
     <w:name w:val="Grid Table 5 Dark"/>
-    <w:basedOn w:val="717"/>
+    <w:basedOn w:val="735"/>
     <w:uiPriority w:val="99"/>
     <w:pPr>
       <w:pBdr/>
@@ -10904,9 +10926,9 @@
       </w:tcPr>
     </w:tblStylePr>
   </w:style>
-  <w:style w:type="table" w:styleId="755" w:customStyle="1">
+  <w:style w:type="table" w:styleId="773" w:customStyle="1">
     <w:name w:val="Grid Table 5 Dark- Accent 1"/>
-    <w:basedOn w:val="717"/>
+    <w:basedOn w:val="735"/>
     <w:uiPriority w:val="99"/>
     <w:pPr>
       <w:pBdr/>
@@ -11131,9 +11153,9 @@
       </w:tcPr>
     </w:tblStylePr>
   </w:style>
-  <w:style w:type="table" w:styleId="756" w:customStyle="1">
+  <w:style w:type="table" w:styleId="774" w:customStyle="1">
     <w:name w:val="Grid Table 5 Dark - Accent 2"/>
-    <w:basedOn w:val="717"/>
+    <w:basedOn w:val="735"/>
     <w:uiPriority w:val="99"/>
     <w:pPr>
       <w:pBdr/>
@@ -11358,9 +11380,9 @@
       </w:tcPr>
     </w:tblStylePr>
   </w:style>
-  <w:style w:type="table" w:styleId="757" w:customStyle="1">
+  <w:style w:type="table" w:styleId="775" w:customStyle="1">
     <w:name w:val="Grid Table 5 Dark - Accent 3"/>
-    <w:basedOn w:val="717"/>
+    <w:basedOn w:val="735"/>
     <w:uiPriority w:val="99"/>
     <w:pPr>
       <w:pBdr/>
@@ -11585,9 +11607,9 @@
       </w:tcPr>
     </w:tblStylePr>
   </w:style>
-  <w:style w:type="table" w:styleId="758" w:customStyle="1">
+  <w:style w:type="table" w:styleId="776" w:customStyle="1">
     <w:name w:val="Grid Table 5 Dark- Accent 4"/>
-    <w:basedOn w:val="717"/>
+    <w:basedOn w:val="735"/>
     <w:uiPriority w:val="99"/>
     <w:pPr>
       <w:pBdr/>
@@ -11812,9 +11834,9 @@
       </w:tcPr>
     </w:tblStylePr>
   </w:style>
-  <w:style w:type="table" w:styleId="759" w:customStyle="1">
+  <w:style w:type="table" w:styleId="777" w:customStyle="1">
     <w:name w:val="Grid Table 5 Dark - Accent 5"/>
-    <w:basedOn w:val="717"/>
+    <w:basedOn w:val="735"/>
     <w:uiPriority w:val="99"/>
     <w:pPr>
       <w:pBdr/>
@@ -12039,9 +12061,9 @@
       </w:tcPr>
     </w:tblStylePr>
   </w:style>
-  <w:style w:type="table" w:styleId="760" w:customStyle="1">
+  <w:style w:type="table" w:styleId="778" w:customStyle="1">
     <w:name w:val="Grid Table 5 Dark - Accent 6"/>
-    <w:basedOn w:val="717"/>
+    <w:basedOn w:val="735"/>
     <w:uiPriority w:val="99"/>
     <w:pPr>
       <w:pBdr/>
@@ -12266,9 +12288,9 @@
       </w:tcPr>
     </w:tblStylePr>
   </w:style>
-  <w:style w:type="table" w:styleId="761">
+  <w:style w:type="table" w:styleId="779">
     <w:name w:val="Grid Table 6 Colorful"/>
-    <w:basedOn w:val="717"/>
+    <w:basedOn w:val="735"/>
     <w:uiPriority w:val="99"/>
     <w:pPr>
       <w:pBdr/>
@@ -12490,9 +12512,9 @@
       </w:tcPr>
     </w:tblStylePr>
   </w:style>
-  <w:style w:type="table" w:styleId="762" w:customStyle="1">
+  <w:style w:type="table" w:styleId="780" w:customStyle="1">
     <w:name w:val="Grid Table 6 Colorful - Accent 1"/>
-    <w:basedOn w:val="717"/>
+    <w:basedOn w:val="735"/>
     <w:uiPriority w:val="99"/>
     <w:pPr>
       <w:pBdr/>
@@ -12714,9 +12736,9 @@
       </w:tcPr>
     </w:tblStylePr>
   </w:style>
-  <w:style w:type="table" w:styleId="763" w:customStyle="1">
+  <w:style w:type="table" w:styleId="781" w:customStyle="1">
     <w:name w:val="Grid Table 6 Colorful - Accent 2"/>
-    <w:basedOn w:val="717"/>
+    <w:basedOn w:val="735"/>
     <w:uiPriority w:val="99"/>
     <w:pPr>
       <w:pBdr/>
@@ -12938,9 +12960,9 @@
       </w:tcPr>
     </w:tblStylePr>
   </w:style>
-  <w:style w:type="table" w:styleId="764" w:customStyle="1">
+  <w:style w:type="table" w:styleId="782" w:customStyle="1">
     <w:name w:val="Grid Table 6 Colorful - Accent 3"/>
-    <w:basedOn w:val="717"/>
+    <w:basedOn w:val="735"/>
     <w:uiPriority w:val="99"/>
     <w:pPr>
       <w:pBdr/>
@@ -13162,9 +13184,9 @@
       </w:tcPr>
     </w:tblStylePr>
   </w:style>
-  <w:style w:type="table" w:styleId="765" w:customStyle="1">
+  <w:style w:type="table" w:styleId="783" w:customStyle="1">
     <w:name w:val="Grid Table 6 Colorful - Accent 4"/>
-    <w:basedOn w:val="717"/>
+    <w:basedOn w:val="735"/>
     <w:uiPriority w:val="99"/>
     <w:pPr>
       <w:pBdr/>
@@ -13386,9 +13408,9 @@
       </w:tcPr>
     </w:tblStylePr>
   </w:style>
-  <w:style w:type="table" w:styleId="766" w:customStyle="1">
+  <w:style w:type="table" w:styleId="784" w:customStyle="1">
     <w:name w:val="Grid Table 6 Colorful - Accent 5"/>
-    <w:basedOn w:val="717"/>
+    <w:basedOn w:val="735"/>
     <w:uiPriority w:val="99"/>
     <w:pPr>
       <w:pBdr/>
@@ -13610,9 +13632,9 @@
       </w:tcPr>
     </w:tblStylePr>
   </w:style>
-  <w:style w:type="table" w:styleId="767" w:customStyle="1">
+  <w:style w:type="table" w:styleId="785" w:customStyle="1">
     <w:name w:val="Grid Table 6 Colorful - Accent 6"/>
-    <w:basedOn w:val="717"/>
+    <w:basedOn w:val="735"/>
     <w:uiPriority w:val="99"/>
     <w:pPr>
       <w:pBdr/>
@@ -13834,9 +13856,9 @@
       </w:tcPr>
     </w:tblStylePr>
   </w:style>
-  <w:style w:type="table" w:styleId="768">
+  <w:style w:type="table" w:styleId="786">
     <w:name w:val="Grid Table 7 Colorful"/>
-    <w:basedOn w:val="717"/>
+    <w:basedOn w:val="735"/>
     <w:uiPriority w:val="99"/>
     <w:pPr>
       <w:pBdr/>
@@ -14087,9 +14109,9 @@
       </w:tcPr>
     </w:tblStylePr>
   </w:style>
-  <w:style w:type="table" w:styleId="769" w:customStyle="1">
+  <w:style w:type="table" w:styleId="787" w:customStyle="1">
     <w:name w:val="Grid Table 7 Colorful - Accent 1"/>
-    <w:basedOn w:val="717"/>
+    <w:basedOn w:val="735"/>
     <w:uiPriority w:val="99"/>
     <w:pPr>
       <w:pBdr/>
@@ -14340,9 +14362,9 @@
       </w:tcPr>
     </w:tblStylePr>
   </w:style>
-  <w:style w:type="table" w:styleId="770" w:customStyle="1">
+  <w:style w:type="table" w:styleId="788" w:customStyle="1">
     <w:name w:val="Grid Table 7 Colorful - Accent 2"/>
-    <w:basedOn w:val="717"/>
+    <w:basedOn w:val="735"/>
     <w:uiPriority w:val="99"/>
     <w:pPr>
       <w:pBdr/>
@@ -14593,9 +14615,9 @@
       </w:tcPr>
     </w:tblStylePr>
   </w:style>
-  <w:style w:type="table" w:styleId="771" w:customStyle="1">
+  <w:style w:type="table" w:styleId="789" w:customStyle="1">
     <w:name w:val="Grid Table 7 Colorful - Accent 3"/>
-    <w:basedOn w:val="717"/>
+    <w:basedOn w:val="735"/>
     <w:uiPriority w:val="99"/>
     <w:pPr>
       <w:pBdr/>
@@ -14846,9 +14868,9 @@
       </w:tcPr>
     </w:tblStylePr>
   </w:style>
-  <w:style w:type="table" w:styleId="772" w:customStyle="1">
+  <w:style w:type="table" w:styleId="790" w:customStyle="1">
     <w:name w:val="Grid Table 7 Colorful - Accent 4"/>
-    <w:basedOn w:val="717"/>
+    <w:basedOn w:val="735"/>
     <w:uiPriority w:val="99"/>
     <w:pPr>
       <w:pBdr/>
@@ -15099,9 +15121,9 @@
       </w:tcPr>
     </w:tblStylePr>
   </w:style>
-  <w:style w:type="table" w:styleId="773" w:customStyle="1">
+  <w:style w:type="table" w:styleId="791" w:customStyle="1">
     <w:name w:val="Grid Table 7 Colorful - Accent 5"/>
-    <w:basedOn w:val="717"/>
+    <w:basedOn w:val="735"/>
     <w:uiPriority w:val="99"/>
     <w:pPr>
       <w:pBdr/>
@@ -15352,9 +15374,9 @@
       </w:tcPr>
     </w:tblStylePr>
   </w:style>
-  <w:style w:type="table" w:styleId="774" w:customStyle="1">
+  <w:style w:type="table" w:styleId="792" w:customStyle="1">
     <w:name w:val="Grid Table 7 Colorful - Accent 6"/>
-    <w:basedOn w:val="717"/>
+    <w:basedOn w:val="735"/>
     <w:uiPriority w:val="99"/>
     <w:pPr>
       <w:pBdr/>
@@ -15605,9 +15627,9 @@
       </w:tcPr>
     </w:tblStylePr>
   </w:style>
-  <w:style w:type="table" w:styleId="775">
+  <w:style w:type="table" w:styleId="793">
     <w:name w:val="List Table 1 Light"/>
-    <w:basedOn w:val="717"/>
+    <w:basedOn w:val="735"/>
     <w:uiPriority w:val="99"/>
     <w:pPr>
       <w:pBdr/>
@@ -15820,9 +15842,9 @@
       </w:tcPr>
     </w:tblStylePr>
   </w:style>
-  <w:style w:type="table" w:styleId="776" w:customStyle="1">
+  <w:style w:type="table" w:styleId="794" w:customStyle="1">
     <w:name w:val="List Table 1 Light - Accent 1"/>
-    <w:basedOn w:val="717"/>
+    <w:basedOn w:val="735"/>
     <w:uiPriority w:val="99"/>
     <w:pPr>
       <w:pBdr/>
@@ -16035,9 +16057,9 @@
       </w:tcPr>
     </w:tblStylePr>
   </w:style>
-  <w:style w:type="table" w:styleId="777" w:customStyle="1">
+  <w:style w:type="table" w:styleId="795" w:customStyle="1">
     <w:name w:val="List Table 1 Light - Accent 2"/>
-    <w:basedOn w:val="717"/>
+    <w:basedOn w:val="735"/>
     <w:uiPriority w:val="99"/>
     <w:pPr>
       <w:pBdr/>
@@ -16250,9 +16272,9 @@
       </w:tcPr>
     </w:tblStylePr>
   </w:style>
-  <w:style w:type="table" w:styleId="778" w:customStyle="1">
+  <w:style w:type="table" w:styleId="796" w:customStyle="1">
     <w:name w:val="List Table 1 Light - Accent 3"/>
-    <w:basedOn w:val="717"/>
+    <w:basedOn w:val="735"/>
     <w:uiPriority w:val="99"/>
     <w:pPr>
       <w:pBdr/>
@@ -16465,9 +16487,9 @@
       </w:tcPr>
     </w:tblStylePr>
   </w:style>
-  <w:style w:type="table" w:styleId="779" w:customStyle="1">
+  <w:style w:type="table" w:styleId="797" w:customStyle="1">
     <w:name w:val="List Table 1 Light - Accent 4"/>
-    <w:basedOn w:val="717"/>
+    <w:basedOn w:val="735"/>
     <w:uiPriority w:val="99"/>
     <w:pPr>
       <w:pBdr/>
@@ -16680,9 +16702,9 @@
       </w:tcPr>
     </w:tblStylePr>
   </w:style>
-  <w:style w:type="table" w:styleId="780" w:customStyle="1">
+  <w:style w:type="table" w:styleId="798" w:customStyle="1">
     <w:name w:val="List Table 1 Light - Accent 5"/>
-    <w:basedOn w:val="717"/>
+    <w:basedOn w:val="735"/>
     <w:uiPriority w:val="99"/>
     <w:pPr>
       <w:pBdr/>
@@ -16895,9 +16917,9 @@
       </w:tcPr>
     </w:tblStylePr>
   </w:style>
-  <w:style w:type="table" w:styleId="781" w:customStyle="1">
+  <w:style w:type="table" w:styleId="799" w:customStyle="1">
     <w:name w:val="List Table 1 Light - Accent 6"/>
-    <w:basedOn w:val="717"/>
+    <w:basedOn w:val="735"/>
     <w:uiPriority w:val="99"/>
     <w:pPr>
       <w:pBdr/>
@@ -17110,9 +17132,9 @@
       </w:tcPr>
     </w:tblStylePr>
   </w:style>
-  <w:style w:type="table" w:styleId="782">
+  <w:style w:type="table" w:styleId="800">
     <w:name w:val="List Table 2"/>
-    <w:basedOn w:val="717"/>
+    <w:basedOn w:val="735"/>
     <w:uiPriority w:val="99"/>
     <w:pPr>
       <w:pBdr/>
@@ -17347,9 +17369,9 @@
       </w:tcPr>
     </w:tblStylePr>
   </w:style>
-  <w:style w:type="table" w:styleId="783" w:customStyle="1">
+  <w:style w:type="table" w:styleId="801" w:customStyle="1">
     <w:name w:val="List Table 2 - Accent 1"/>
-    <w:basedOn w:val="717"/>
+    <w:basedOn w:val="735"/>
     <w:uiPriority w:val="99"/>
     <w:pPr>
       <w:pBdr/>
@@ -17584,9 +17606,9 @@
       </w:tcPr>
     </w:tblStylePr>
   </w:style>
-  <w:style w:type="table" w:styleId="784" w:customStyle="1">
+  <w:style w:type="table" w:styleId="802" w:customStyle="1">
     <w:name w:val="List Table 2 - Accent 2"/>
-    <w:basedOn w:val="717"/>
+    <w:basedOn w:val="735"/>
     <w:uiPriority w:val="99"/>
     <w:pPr>
       <w:pBdr/>
@@ -17821,9 +17843,9 @@
       </w:tcPr>
     </w:tblStylePr>
   </w:style>
-  <w:style w:type="table" w:styleId="785" w:customStyle="1">
+  <w:style w:type="table" w:styleId="803" w:customStyle="1">
     <w:name w:val="List Table 2 - Accent 3"/>
-    <w:basedOn w:val="717"/>
+    <w:basedOn w:val="735"/>
     <w:uiPriority w:val="99"/>
     <w:pPr>
       <w:pBdr/>
@@ -18058,9 +18080,9 @@
       </w:tcPr>
     </w:tblStylePr>
   </w:style>
-  <w:style w:type="table" w:styleId="786" w:customStyle="1">
+  <w:style w:type="table" w:styleId="804" w:customStyle="1">
     <w:name w:val="List Table 2 - Accent 4"/>
-    <w:basedOn w:val="717"/>
+    <w:basedOn w:val="735"/>
     <w:uiPriority w:val="99"/>
     <w:pPr>
       <w:pBdr/>
@@ -18295,9 +18317,9 @@
       </w:tcPr>
     </w:tblStylePr>
   </w:style>
-  <w:style w:type="table" w:styleId="787" w:customStyle="1">
+  <w:style w:type="table" w:styleId="805" w:customStyle="1">
     <w:name w:val="List Table 2 - Accent 5"/>
-    <w:basedOn w:val="717"/>
+    <w:basedOn w:val="735"/>
     <w:uiPriority w:val="99"/>
     <w:pPr>
       <w:pBdr/>
@@ -18532,9 +18554,9 @@
       </w:tcPr>
     </w:tblStylePr>
   </w:style>
-  <w:style w:type="table" w:styleId="788" w:customStyle="1">
+  <w:style w:type="table" w:styleId="806" w:customStyle="1">
     <w:name w:val="List Table 2 - Accent 6"/>
-    <w:basedOn w:val="717"/>
+    <w:basedOn w:val="735"/>
     <w:uiPriority w:val="99"/>
     <w:pPr>
       <w:pBdr/>
@@ -18769,9 +18791,9 @@
       </w:tcPr>
     </w:tblStylePr>
   </w:style>
-  <w:style w:type="table" w:styleId="789">
+  <w:style w:type="table" w:styleId="807">
     <w:name w:val="List Table 3"/>
-    <w:basedOn w:val="717"/>
+    <w:basedOn w:val="735"/>
     <w:uiPriority w:val="99"/>
     <w:pPr>
       <w:pBdr/>
@@ -18996,9 +19018,9 @@
       </w:tcPr>
     </w:tblStylePr>
   </w:style>
-  <w:style w:type="table" w:styleId="790" w:customStyle="1">
+  <w:style w:type="table" w:styleId="808" w:customStyle="1">
     <w:name w:val="List Table 3 - Accent 1"/>
-    <w:basedOn w:val="717"/>
+    <w:basedOn w:val="735"/>
     <w:uiPriority w:val="99"/>
     <w:pPr>
       <w:pBdr/>
@@ -19223,9 +19245,9 @@
       </w:tcPr>
     </w:tblStylePr>
   </w:style>
-  <w:style w:type="table" w:styleId="791" w:customStyle="1">
+  <w:style w:type="table" w:styleId="809" w:customStyle="1">
     <w:name w:val="List Table 3 - Accent 2"/>
-    <w:basedOn w:val="717"/>
+    <w:basedOn w:val="735"/>
     <w:uiPriority w:val="99"/>
     <w:pPr>
       <w:pBdr/>
@@ -19450,9 +19472,9 @@
       </w:tcPr>
     </w:tblStylePr>
   </w:style>
-  <w:style w:type="table" w:styleId="792" w:customStyle="1">
+  <w:style w:type="table" w:styleId="810" w:customStyle="1">
     <w:name w:val="List Table 3 - Accent 3"/>
-    <w:basedOn w:val="717"/>
+    <w:basedOn w:val="735"/>
     <w:uiPriority w:val="99"/>
     <w:pPr>
       <w:pBdr/>
@@ -19677,9 +19699,9 @@
       </w:tcPr>
     </w:tblStylePr>
   </w:style>
-  <w:style w:type="table" w:styleId="793" w:customStyle="1">
+  <w:style w:type="table" w:styleId="811" w:customStyle="1">
     <w:name w:val="List Table 3 - Accent 4"/>
-    <w:basedOn w:val="717"/>
+    <w:basedOn w:val="735"/>
     <w:uiPriority w:val="99"/>
     <w:pPr>
       <w:pBdr/>
@@ -19904,9 +19926,9 @@
       </w:tcPr>
     </w:tblStylePr>
   </w:style>
-  <w:style w:type="table" w:styleId="794" w:customStyle="1">
+  <w:style w:type="table" w:styleId="812" w:customStyle="1">
     <w:name w:val="List Table 3 - Accent 5"/>
-    <w:basedOn w:val="717"/>
+    <w:basedOn w:val="735"/>
     <w:uiPriority w:val="99"/>
     <w:pPr>
       <w:pBdr/>
@@ -20131,9 +20153,9 @@
       </w:tcPr>
     </w:tblStylePr>
   </w:style>
-  <w:style w:type="table" w:styleId="795" w:customStyle="1">
+  <w:style w:type="table" w:styleId="813" w:customStyle="1">
     <w:name w:val="List Table 3 - Accent 6"/>
-    <w:basedOn w:val="717"/>
+    <w:basedOn w:val="735"/>
     <w:uiPriority w:val="99"/>
     <w:pPr>
       <w:pBdr/>
@@ -20358,9 +20380,9 @@
       </w:tcPr>
     </w:tblStylePr>
   </w:style>
-  <w:style w:type="table" w:styleId="796">
+  <w:style w:type="table" w:styleId="814">
     <w:name w:val="List Table 4"/>
-    <w:basedOn w:val="717"/>
+    <w:basedOn w:val="735"/>
     <w:uiPriority w:val="99"/>
     <w:pPr>
       <w:pBdr/>
@@ -20582,9 +20604,9 @@
       </w:tcPr>
     </w:tblStylePr>
   </w:style>
-  <w:style w:type="table" w:styleId="797" w:customStyle="1">
+  <w:style w:type="table" w:styleId="815" w:customStyle="1">
     <w:name w:val="List Table 4 - Accent 1"/>
-    <w:basedOn w:val="717"/>
+    <w:basedOn w:val="735"/>
     <w:uiPriority w:val="99"/>
     <w:pPr>
       <w:pBdr/>
@@ -20806,9 +20828,9 @@
       </w:tcPr>
     </w:tblStylePr>
   </w:style>
-  <w:style w:type="table" w:styleId="798" w:customStyle="1">
+  <w:style w:type="table" w:styleId="816" w:customStyle="1">
     <w:name w:val="List Table 4 - Accent 2"/>
-    <w:basedOn w:val="717"/>
+    <w:basedOn w:val="735"/>
     <w:uiPriority w:val="99"/>
     <w:pPr>
       <w:pBdr/>
@@ -21030,9 +21052,9 @@
       </w:tcPr>
     </w:tblStylePr>
   </w:style>
-  <w:style w:type="table" w:styleId="799" w:customStyle="1">
+  <w:style w:type="table" w:styleId="817" w:customStyle="1">
     <w:name w:val="List Table 4 - Accent 3"/>
-    <w:basedOn w:val="717"/>
+    <w:basedOn w:val="735"/>
     <w:uiPriority w:val="99"/>
     <w:pPr>
       <w:pBdr/>
@@ -21254,9 +21276,9 @@
       </w:tcPr>
     </w:tblStylePr>
   </w:style>
-  <w:style w:type="table" w:styleId="800" w:customStyle="1">
+  <w:style w:type="table" w:styleId="818" w:customStyle="1">
     <w:name w:val="List Table 4 - Accent 4"/>
-    <w:basedOn w:val="717"/>
+    <w:basedOn w:val="735"/>
     <w:uiPriority w:val="99"/>
     <w:pPr>
       <w:pBdr/>
@@ -21478,9 +21500,9 @@
       </w:tcPr>
     </w:tblStylePr>
   </w:style>
-  <w:style w:type="table" w:styleId="801" w:customStyle="1">
+  <w:style w:type="table" w:styleId="819" w:customStyle="1">
     <w:name w:val="List Table 4 - Accent 5"/>
-    <w:basedOn w:val="717"/>
+    <w:basedOn w:val="735"/>
     <w:uiPriority w:val="99"/>
     <w:pPr>
       <w:pBdr/>
@@ -21702,9 +21724,9 @@
       </w:tcPr>
     </w:tblStylePr>
   </w:style>
-  <w:style w:type="table" w:styleId="802" w:customStyle="1">
+  <w:style w:type="table" w:styleId="820" w:customStyle="1">
     <w:name w:val="List Table 4 - Accent 6"/>
-    <w:basedOn w:val="717"/>
+    <w:basedOn w:val="735"/>
     <w:uiPriority w:val="99"/>
     <w:pPr>
       <w:pBdr/>
@@ -21926,9 +21948,9 @@
       </w:tcPr>
     </w:tblStylePr>
   </w:style>
-  <w:style w:type="table" w:styleId="803">
+  <w:style w:type="table" w:styleId="821">
     <w:name w:val="List Table 5 Dark"/>
-    <w:basedOn w:val="717"/>
+    <w:basedOn w:val="735"/>
     <w:uiPriority w:val="99"/>
     <w:pPr>
       <w:pBdr/>
@@ -22162,9 +22184,9 @@
       </w:tcPr>
     </w:tblStylePr>
   </w:style>
-  <w:style w:type="table" w:styleId="804" w:customStyle="1">
+  <w:style w:type="table" w:styleId="822" w:customStyle="1">
     <w:name w:val="List Table 5 Dark - Accent 1"/>
-    <w:basedOn w:val="717"/>
+    <w:basedOn w:val="735"/>
     <w:uiPriority w:val="99"/>
     <w:pPr>
       <w:pBdr/>
@@ -22398,9 +22420,9 @@
       </w:tcPr>
     </w:tblStylePr>
   </w:style>
-  <w:style w:type="table" w:styleId="805" w:customStyle="1">
+  <w:style w:type="table" w:styleId="823" w:customStyle="1">
     <w:name w:val="List Table 5 Dark - Accent 2"/>
-    <w:basedOn w:val="717"/>
+    <w:basedOn w:val="735"/>
     <w:uiPriority w:val="99"/>
     <w:pPr>
       <w:pBdr/>
@@ -22634,9 +22656,9 @@
       </w:tcPr>
     </w:tblStylePr>
   </w:style>
-  <w:style w:type="table" w:styleId="806" w:customStyle="1">
+  <w:style w:type="table" w:styleId="824" w:customStyle="1">
     <w:name w:val="List Table 5 Dark - Accent 3"/>
-    <w:basedOn w:val="717"/>
+    <w:basedOn w:val="735"/>
     <w:uiPriority w:val="99"/>
     <w:pPr>
       <w:pBdr/>
@@ -22870,9 +22892,9 @@
       </w:tcPr>
     </w:tblStylePr>
   </w:style>
-  <w:style w:type="table" w:styleId="807" w:customStyle="1">
+  <w:style w:type="table" w:styleId="825" w:customStyle="1">
     <w:name w:val="List Table 5 Dark - Accent 4"/>
-    <w:basedOn w:val="717"/>
+    <w:basedOn w:val="735"/>
     <w:uiPriority w:val="99"/>
     <w:pPr>
       <w:pBdr/>
@@ -23106,9 +23128,9 @@
       </w:tcPr>
     </w:tblStylePr>
   </w:style>
-  <w:style w:type="table" w:styleId="808" w:customStyle="1">
+  <w:style w:type="table" w:styleId="826" w:customStyle="1">
     <w:name w:val="List Table 5 Dark - Accent 5"/>
-    <w:basedOn w:val="717"/>
+    <w:basedOn w:val="735"/>
     <w:uiPriority w:val="99"/>
     <w:pPr>
       <w:pBdr/>
@@ -23342,9 +23364,9 @@
       </w:tcPr>
     </w:tblStylePr>
   </w:style>
-  <w:style w:type="table" w:styleId="809" w:customStyle="1">
+  <w:style w:type="table" w:styleId="827" w:customStyle="1">
     <w:name w:val="List Table 5 Dark - Accent 6"/>
-    <w:basedOn w:val="717"/>
+    <w:basedOn w:val="735"/>
     <w:uiPriority w:val="99"/>
     <w:pPr>
       <w:pBdr/>
@@ -23578,9 +23600,9 @@
       </w:tcPr>
     </w:tblStylePr>
   </w:style>
-  <w:style w:type="table" w:styleId="810">
+  <w:style w:type="table" w:styleId="828">
     <w:name w:val="List Table 6 Colorful"/>
-    <w:basedOn w:val="717"/>
+    <w:basedOn w:val="735"/>
     <w:uiPriority w:val="99"/>
     <w:pPr>
       <w:pBdr/>
@@ -23800,9 +23822,9 @@
       </w:tcPr>
     </w:tblStylePr>
   </w:style>
-  <w:style w:type="table" w:styleId="811" w:customStyle="1">
+  <w:style w:type="table" w:styleId="829" w:customStyle="1">
     <w:name w:val="List Table 6 Colorful - Accent 1"/>
-    <w:basedOn w:val="717"/>
+    <w:basedOn w:val="735"/>
     <w:uiPriority w:val="99"/>
     <w:pPr>
       <w:pBdr/>
@@ -24022,9 +24044,9 @@
       </w:tcPr>
     </w:tblStylePr>
   </w:style>
-  <w:style w:type="table" w:styleId="812" w:customStyle="1">
+  <w:style w:type="table" w:styleId="830" w:customStyle="1">
     <w:name w:val="List Table 6 Colorful - Accent 2"/>
-    <w:basedOn w:val="717"/>
+    <w:basedOn w:val="735"/>
     <w:uiPriority w:val="99"/>
     <w:pPr>
       <w:pBdr/>
@@ -24244,9 +24266,9 @@
       </w:tcPr>
     </w:tblStylePr>
   </w:style>
-  <w:style w:type="table" w:styleId="813" w:customStyle="1">
+  <w:style w:type="table" w:styleId="831" w:customStyle="1">
     <w:name w:val="List Table 6 Colorful - Accent 3"/>
-    <w:basedOn w:val="717"/>
+    <w:basedOn w:val="735"/>
     <w:uiPriority w:val="99"/>
     <w:pPr>
       <w:pBdr/>
@@ -24466,9 +24488,9 @@
       </w:tcPr>
     </w:tblStylePr>
   </w:style>
-  <w:style w:type="table" w:styleId="814" w:customStyle="1">
+  <w:style w:type="table" w:styleId="832" w:customStyle="1">
     <w:name w:val="List Table 6 Colorful - Accent 4"/>
-    <w:basedOn w:val="717"/>
+    <w:basedOn w:val="735"/>
     <w:uiPriority w:val="99"/>
     <w:pPr>
       <w:pBdr/>
@@ -24688,9 +24710,9 @@
       </w:tcPr>
     </w:tblStylePr>
   </w:style>
-  <w:style w:type="table" w:styleId="815" w:customStyle="1">
+  <w:style w:type="table" w:styleId="833" w:customStyle="1">
     <w:name w:val="List Table 6 Colorful - Accent 5"/>
-    <w:basedOn w:val="717"/>
+    <w:basedOn w:val="735"/>
     <w:uiPriority w:val="99"/>
     <w:pPr>
       <w:pBdr/>
@@ -24910,9 +24932,9 @@
       </w:tcPr>
     </w:tblStylePr>
   </w:style>
-  <w:style w:type="table" w:styleId="816" w:customStyle="1">
+  <w:style w:type="table" w:styleId="834" w:customStyle="1">
     <w:name w:val="List Table 6 Colorful - Accent 6"/>
-    <w:basedOn w:val="717"/>
+    <w:basedOn w:val="735"/>
     <w:uiPriority w:val="99"/>
     <w:pPr>
       <w:pBdr/>
@@ -25132,9 +25154,9 @@
       </w:tcPr>
     </w:tblStylePr>
   </w:style>
-  <w:style w:type="table" w:styleId="817">
+  <w:style w:type="table" w:styleId="835">
     <w:name w:val="List Table 7 Colorful"/>
-    <w:basedOn w:val="717"/>
+    <w:basedOn w:val="735"/>
     <w:uiPriority w:val="99"/>
     <w:pPr>
       <w:pBdr/>
@@ -25382,9 +25404,9 @@
       </w:tcPr>
     </w:tblStylePr>
   </w:style>
-  <w:style w:type="table" w:styleId="818" w:customStyle="1">
+  <w:style w:type="table" w:styleId="836" w:customStyle="1">
     <w:name w:val="List Table 7 Colorful - Accent 1"/>
-    <w:basedOn w:val="717"/>
+    <w:basedOn w:val="735"/>
     <w:uiPriority w:val="99"/>
     <w:pPr>
       <w:pBdr/>
@@ -25632,9 +25654,9 @@
       </w:tcPr>
     </w:tblStylePr>
   </w:style>
-  <w:style w:type="table" w:styleId="819" w:customStyle="1">
+  <w:style w:type="table" w:styleId="837" w:customStyle="1">
     <w:name w:val="List Table 7 Colorful - Accent 2"/>
-    <w:basedOn w:val="717"/>
+    <w:basedOn w:val="735"/>
     <w:uiPriority w:val="99"/>
     <w:pPr>
       <w:pBdr/>
@@ -25882,9 +25904,9 @@
       </w:tcPr>
     </w:tblStylePr>
   </w:style>
-  <w:style w:type="table" w:styleId="820" w:customStyle="1">
+  <w:style w:type="table" w:styleId="838" w:customStyle="1">
     <w:name w:val="List Table 7 Colorful - Accent 3"/>
-    <w:basedOn w:val="717"/>
+    <w:basedOn w:val="735"/>
     <w:uiPriority w:val="99"/>
     <w:pPr>
       <w:pBdr/>
@@ -26132,9 +26154,9 @@
       </w:tcPr>
     </w:tblStylePr>
   </w:style>
-  <w:style w:type="table" w:styleId="821" w:customStyle="1">
+  <w:style w:type="table" w:styleId="839" w:customStyle="1">
     <w:name w:val="List Table 7 Colorful - Accent 4"/>
-    <w:basedOn w:val="717"/>
+    <w:basedOn w:val="735"/>
     <w:uiPriority w:val="99"/>
     <w:pPr>
       <w:pBdr/>
@@ -26382,9 +26404,9 @@
       </w:tcPr>
     </w:tblStylePr>
   </w:style>
-  <w:style w:type="table" w:styleId="822" w:customStyle="1">
+  <w:style w:type="table" w:styleId="840" w:customStyle="1">
     <w:name w:val="List Table 7 Colorful - Accent 5"/>
-    <w:basedOn w:val="717"/>
+    <w:basedOn w:val="735"/>
     <w:uiPriority w:val="99"/>
     <w:pPr>
       <w:pBdr/>
@@ -26632,9 +26654,9 @@
       </w:tcPr>
     </w:tblStylePr>
   </w:style>
-  <w:style w:type="table" w:styleId="823" w:customStyle="1">
+  <w:style w:type="table" w:styleId="841" w:customStyle="1">
     <w:name w:val="List Table 7 Colorful - Accent 6"/>
-    <w:basedOn w:val="717"/>
+    <w:basedOn w:val="735"/>
     <w:uiPriority w:val="99"/>
     <w:pPr>
       <w:pBdr/>
@@ -26882,9 +26904,9 @@
       </w:tcPr>
     </w:tblStylePr>
   </w:style>
-  <w:style w:type="table" w:styleId="824" w:customStyle="1">
+  <w:style w:type="table" w:styleId="842" w:customStyle="1">
     <w:name w:val="Lined - Accent"/>
-    <w:basedOn w:val="717"/>
+    <w:basedOn w:val="735"/>
     <w:uiPriority w:val="99"/>
     <w:pPr>
       <w:pBdr/>
@@ -27121,9 +27143,9 @@
       </w:tcPr>
     </w:tblStylePr>
   </w:style>
-  <w:style w:type="table" w:styleId="825" w:customStyle="1">
+  <w:style w:type="table" w:styleId="843" w:customStyle="1">
     <w:name w:val="Lined - Accent 1"/>
-    <w:basedOn w:val="717"/>
+    <w:basedOn w:val="735"/>
     <w:uiPriority w:val="99"/>
     <w:pPr>
       <w:pBdr/>
@@ -27360,9 +27382,9 @@
       </w:tcPr>
     </w:tblStylePr>
   </w:style>
-  <w:style w:type="table" w:styleId="826" w:customStyle="1">
+  <w:style w:type="table" w:styleId="844" w:customStyle="1">
     <w:name w:val="Lined - Accent 2"/>
-    <w:basedOn w:val="717"/>
+    <w:basedOn w:val="735"/>
     <w:uiPriority w:val="99"/>
     <w:pPr>
       <w:pBdr/>
@@ -27599,9 +27621,9 @@
       </w:tcPr>
     </w:tblStylePr>
   </w:style>
-  <w:style w:type="table" w:styleId="827" w:customStyle="1">
+  <w:style w:type="table" w:styleId="845" w:customStyle="1">
     <w:name w:val="Lined - Accent 3"/>
-    <w:basedOn w:val="717"/>
+    <w:basedOn w:val="735"/>
     <w:uiPriority w:val="99"/>
     <w:pPr>
       <w:pBdr/>
@@ -27838,9 +27860,9 @@
       </w:tcPr>
     </w:tblStylePr>
   </w:style>
-  <w:style w:type="table" w:styleId="828" w:customStyle="1">
+  <w:style w:type="table" w:styleId="846" w:customStyle="1">
     <w:name w:val="Lined - Accent 4"/>
-    <w:basedOn w:val="717"/>
+    <w:basedOn w:val="735"/>
     <w:uiPriority w:val="99"/>
     <w:pPr>
       <w:pBdr/>
@@ -28077,9 +28099,9 @@
       </w:tcPr>
     </w:tblStylePr>
   </w:style>
-  <w:style w:type="table" w:styleId="829" w:customStyle="1">
+  <w:style w:type="table" w:styleId="847" w:customStyle="1">
     <w:name w:val="Lined - Accent 5"/>
-    <w:basedOn w:val="717"/>
+    <w:basedOn w:val="735"/>
     <w:uiPriority w:val="99"/>
     <w:pPr>
       <w:pBdr/>
@@ -28316,9 +28338,9 @@
       </w:tcPr>
     </w:tblStylePr>
   </w:style>
-  <w:style w:type="table" w:styleId="830" w:customStyle="1">
+  <w:style w:type="table" w:styleId="848" w:customStyle="1">
     <w:name w:val="Lined - Accent 6"/>
-    <w:basedOn w:val="717"/>
+    <w:basedOn w:val="735"/>
     <w:uiPriority w:val="99"/>
     <w:pPr>
       <w:pBdr/>
@@ -28555,9 +28577,9 @@
       </w:tcPr>
     </w:tblStylePr>
   </w:style>
-  <w:style w:type="table" w:styleId="831" w:customStyle="1">
+  <w:style w:type="table" w:styleId="849" w:customStyle="1">
     <w:name w:val="Bordered &amp; Lined - Accent"/>
-    <w:basedOn w:val="717"/>
+    <w:basedOn w:val="735"/>
     <w:uiPriority w:val="99"/>
     <w:pPr>
       <w:pBdr/>
@@ -28801,9 +28823,9 @@
       </w:tcPr>
     </w:tblStylePr>
   </w:style>
-  <w:style w:type="table" w:styleId="832" w:customStyle="1">
+  <w:style w:type="table" w:styleId="850" w:customStyle="1">
     <w:name w:val="Bordered &amp; Lined - Accent 1"/>
-    <w:basedOn w:val="717"/>
+    <w:basedOn w:val="735"/>
     <w:uiPriority w:val="99"/>
     <w:pPr>
       <w:pBdr/>
@@ -29047,9 +29069,9 @@
       </w:tcPr>
     </w:tblStylePr>
   </w:style>
-  <w:style w:type="table" w:styleId="833" w:customStyle="1">
+  <w:style w:type="table" w:styleId="851" w:customStyle="1">
     <w:name w:val="Bordered &amp; Lined - Accent 2"/>
-    <w:basedOn w:val="717"/>
+    <w:basedOn w:val="735"/>
     <w:uiPriority w:val="99"/>
     <w:pPr>
       <w:pBdr/>
@@ -29293,9 +29315,9 @@
       </w:tcPr>
     </w:tblStylePr>
   </w:style>
-  <w:style w:type="table" w:styleId="834" w:customStyle="1">
+  <w:style w:type="table" w:styleId="852" w:customStyle="1">
     <w:name w:val="Bordered &amp; Lined - Accent 3"/>
-    <w:basedOn w:val="717"/>
+    <w:basedOn w:val="735"/>
     <w:uiPriority w:val="99"/>
     <w:pPr>
       <w:pBdr/>
@@ -29539,9 +29561,9 @@
       </w:tcPr>
     </w:tblStylePr>
   </w:style>
-  <w:style w:type="table" w:styleId="835" w:customStyle="1">
+  <w:style w:type="table" w:styleId="853" w:customStyle="1">
     <w:name w:val="Bordered &amp; Lined - Accent 4"/>
-    <w:basedOn w:val="717"/>
+    <w:basedOn w:val="735"/>
     <w:uiPriority w:val="99"/>
     <w:pPr>
       <w:pBdr/>
@@ -29785,9 +29807,9 @@
       </w:tcPr>
     </w:tblStylePr>
   </w:style>
-  <w:style w:type="table" w:styleId="836" w:customStyle="1">
+  <w:style w:type="table" w:styleId="854" w:customStyle="1">
     <w:name w:val="Bordered &amp; Lined - Accent 5"/>
-    <w:basedOn w:val="717"/>
+    <w:basedOn w:val="735"/>
     <w:uiPriority w:val="99"/>
     <w:pPr>
       <w:pBdr/>
@@ -30031,9 +30053,9 @@
       </w:tcPr>
     </w:tblStylePr>
   </w:style>
-  <w:style w:type="table" w:styleId="837" w:customStyle="1">
+  <w:style w:type="table" w:styleId="855" w:customStyle="1">
     <w:name w:val="Bordered &amp; Lined - Accent 6"/>
-    <w:basedOn w:val="717"/>
+    <w:basedOn w:val="735"/>
     <w:uiPriority w:val="99"/>
     <w:pPr>
       <w:pBdr/>
@@ -30277,9 +30299,9 @@
       </w:tcPr>
     </w:tblStylePr>
   </w:style>
-  <w:style w:type="table" w:styleId="838" w:customStyle="1">
+  <w:style w:type="table" w:styleId="856" w:customStyle="1">
     <w:name w:val="Bordered"/>
-    <w:basedOn w:val="717"/>
+    <w:basedOn w:val="735"/>
     <w:uiPriority w:val="99"/>
     <w:pPr>
       <w:pBdr/>
@@ -30507,9 +30529,9 @@
       </w:tcPr>
     </w:tblStylePr>
   </w:style>
-  <w:style w:type="table" w:styleId="839" w:customStyle="1">
+  <w:style w:type="table" w:styleId="857" w:customStyle="1">
     <w:name w:val="Bordered - Accent 1"/>
-    <w:basedOn w:val="717"/>
+    <w:basedOn w:val="735"/>
     <w:uiPriority w:val="99"/>
     <w:pPr>
       <w:pBdr/>
@@ -30737,9 +30759,9 @@
       </w:tcPr>
     </w:tblStylePr>
   </w:style>
-  <w:style w:type="table" w:styleId="840" w:customStyle="1">
+  <w:style w:type="table" w:styleId="858" w:customStyle="1">
     <w:name w:val="Bordered - Accent 2"/>
-    <w:basedOn w:val="717"/>
+    <w:basedOn w:val="735"/>
     <w:uiPriority w:val="99"/>
     <w:pPr>
       <w:pBdr/>
@@ -30967,9 +30989,9 @@
       </w:tcPr>
     </w:tblStylePr>
   </w:style>
-  <w:style w:type="table" w:styleId="841" w:customStyle="1">
+  <w:style w:type="table" w:styleId="859" w:customStyle="1">
     <w:name w:val="Bordered - Accent 3"/>
-    <w:basedOn w:val="717"/>
+    <w:basedOn w:val="735"/>
     <w:uiPriority w:val="99"/>
     <w:pPr>
       <w:pBdr/>
@@ -31197,9 +31219,9 @@
       </w:tcPr>
     </w:tblStylePr>
   </w:style>
-  <w:style w:type="table" w:styleId="842" w:customStyle="1">
+  <w:style w:type="table" w:styleId="860" w:customStyle="1">
     <w:name w:val="Bordered - Accent 4"/>
-    <w:basedOn w:val="717"/>
+    <w:basedOn w:val="735"/>
     <w:uiPriority w:val="99"/>
     <w:pPr>
       <w:pBdr/>
@@ -31427,9 +31449,9 @@
       </w:tcPr>
     </w:tblStylePr>
   </w:style>
-  <w:style w:type="table" w:styleId="843" w:customStyle="1">
+  <w:style w:type="table" w:styleId="861" w:customStyle="1">
     <w:name w:val="Bordered - Accent 5"/>
-    <w:basedOn w:val="717"/>
+    <w:basedOn w:val="735"/>
     <w:uiPriority w:val="99"/>
     <w:pPr>
       <w:pBdr/>
@@ -31657,9 +31679,9 @@
       </w:tcPr>
     </w:tblStylePr>
   </w:style>
-  <w:style w:type="table" w:styleId="844" w:customStyle="1">
+  <w:style w:type="table" w:styleId="862" w:customStyle="1">
     <w:name w:val="Bordered - Accent 6"/>
-    <w:basedOn w:val="717"/>
+    <w:basedOn w:val="735"/>
     <w:uiPriority w:val="99"/>
     <w:pPr>
       <w:pBdr/>
@@ -31887,10 +31909,10 @@
       </w:tcPr>
     </w:tblStylePr>
   </w:style>
-  <w:style w:type="character" w:styleId="845" w:customStyle="1">
+  <w:style w:type="character" w:styleId="863" w:customStyle="1">
     <w:name w:val="Заголовок 1 Знак"/>
-    <w:basedOn w:val="716"/>
-    <w:link w:val="707"/>
+    <w:basedOn w:val="734"/>
+    <w:link w:val="725"/>
     <w:uiPriority w:val="9"/>
     <w:pPr>
       <w:pBdr/>
@@ -31904,10 +31926,10 @@
       <w:szCs w:val="40"/>
     </w:rPr>
   </w:style>
-  <w:style w:type="character" w:styleId="846" w:customStyle="1">
+  <w:style w:type="character" w:styleId="864" w:customStyle="1">
     <w:name w:val="Заголовок 2 Знак"/>
-    <w:basedOn w:val="716"/>
-    <w:link w:val="708"/>
+    <w:basedOn w:val="734"/>
+    <w:link w:val="726"/>
     <w:uiPriority w:val="9"/>
     <w:pPr>
       <w:pBdr/>
@@ -31921,10 +31943,10 @@
       <w:szCs w:val="32"/>
     </w:rPr>
   </w:style>
-  <w:style w:type="character" w:styleId="847" w:customStyle="1">
+  <w:style w:type="character" w:styleId="865" w:customStyle="1">
     <w:name w:val="Заголовок 3 Знак"/>
-    <w:basedOn w:val="716"/>
-    <w:link w:val="709"/>
+    <w:basedOn w:val="734"/>
+    <w:link w:val="727"/>
     <w:uiPriority w:val="9"/>
     <w:pPr>
       <w:pBdr/>
@@ -31938,10 +31960,10 @@
       <w:szCs w:val="28"/>
     </w:rPr>
   </w:style>
-  <w:style w:type="character" w:styleId="848" w:customStyle="1">
+  <w:style w:type="character" w:styleId="866" w:customStyle="1">
     <w:name w:val="Заголовок 4 Знак"/>
-    <w:basedOn w:val="716"/>
-    <w:link w:val="710"/>
+    <w:basedOn w:val="734"/>
+    <w:link w:val="728"/>
     <w:uiPriority w:val="9"/>
     <w:pPr>
       <w:pBdr/>
@@ -31955,10 +31977,10 @@
       <w:color w:val="2e74b5" w:themeColor="accent1" w:themeShade="BF"/>
     </w:rPr>
   </w:style>
-  <w:style w:type="character" w:styleId="849" w:customStyle="1">
+  <w:style w:type="character" w:styleId="867" w:customStyle="1">
     <w:name w:val="Заголовок 5 Знак"/>
-    <w:basedOn w:val="716"/>
-    <w:link w:val="711"/>
+    <w:basedOn w:val="734"/>
+    <w:link w:val="729"/>
     <w:uiPriority w:val="9"/>
     <w:pPr>
       <w:pBdr/>
@@ -31970,10 +31992,10 @@
       <w:color w:val="2e74b5" w:themeColor="accent1" w:themeShade="BF"/>
     </w:rPr>
   </w:style>
-  <w:style w:type="character" w:styleId="850" w:customStyle="1">
+  <w:style w:type="character" w:styleId="868" w:customStyle="1">
     <w:name w:val="Заголовок 6 Знак"/>
-    <w:basedOn w:val="716"/>
-    <w:link w:val="712"/>
+    <w:basedOn w:val="734"/>
+    <w:link w:val="730"/>
     <w:uiPriority w:val="9"/>
     <w:pPr>
       <w:pBdr/>
@@ -31987,10 +32009,10 @@
       <w:color w:val="595959" w:themeColor="text1" w:themeTint="A6"/>
     </w:rPr>
   </w:style>
-  <w:style w:type="character" w:styleId="851" w:customStyle="1">
+  <w:style w:type="character" w:styleId="869" w:customStyle="1">
     <w:name w:val="Заголовок 7 Знак"/>
-    <w:basedOn w:val="716"/>
-    <w:link w:val="713"/>
+    <w:basedOn w:val="734"/>
+    <w:link w:val="731"/>
     <w:uiPriority w:val="9"/>
     <w:pPr>
       <w:pBdr/>
@@ -32002,10 +32024,10 @@
       <w:color w:val="595959" w:themeColor="text1" w:themeTint="A6"/>
     </w:rPr>
   </w:style>
-  <w:style w:type="character" w:styleId="852" w:customStyle="1">
+  <w:style w:type="character" w:styleId="870" w:customStyle="1">
     <w:name w:val="Заголовок 8 Знак"/>
-    <w:basedOn w:val="716"/>
-    <w:link w:val="714"/>
+    <w:basedOn w:val="734"/>
+    <w:link w:val="732"/>
     <w:uiPriority w:val="9"/>
     <w:pPr>
       <w:pBdr/>
@@ -32019,10 +32041,10 @@
       <w:color w:val="272727" w:themeColor="text1" w:themeTint="D8"/>
     </w:rPr>
   </w:style>
-  <w:style w:type="character" w:styleId="853" w:customStyle="1">
+  <w:style w:type="character" w:styleId="871" w:customStyle="1">
     <w:name w:val="Заголовок 9 Знак"/>
-    <w:basedOn w:val="716"/>
-    <w:link w:val="715"/>
+    <w:basedOn w:val="734"/>
+    <w:link w:val="733"/>
     <w:uiPriority w:val="9"/>
     <w:pPr>
       <w:pBdr/>
@@ -32036,11 +32058,11 @@
       <w:color w:val="272727" w:themeColor="text1" w:themeTint="D8"/>
     </w:rPr>
   </w:style>
-  <w:style w:type="paragraph" w:styleId="854">
+  <w:style w:type="paragraph" w:styleId="872">
     <w:name w:val="Title"/>
-    <w:basedOn w:val="706"/>
-    <w:next w:val="706"/>
-    <w:link w:val="855"/>
+    <w:basedOn w:val="724"/>
+    <w:next w:val="724"/>
+    <w:link w:val="873"/>
     <w:uiPriority w:val="10"/>
     <w:qFormat/>
     <w:pPr>
@@ -32056,10 +32078,10 @@
       <w:szCs w:val="56"/>
     </w:rPr>
   </w:style>
-  <w:style w:type="character" w:styleId="855" w:customStyle="1">
+  <w:style w:type="character" w:styleId="873" w:customStyle="1">
     <w:name w:val="Заголовок Знак"/>
-    <w:basedOn w:val="716"/>
-    <w:link w:val="854"/>
+    <w:basedOn w:val="734"/>
+    <w:link w:val="872"/>
     <w:uiPriority w:val="10"/>
     <w:pPr>
       <w:pBdr/>
@@ -32073,11 +32095,11 @@
       <w:szCs w:val="56"/>
     </w:rPr>
   </w:style>
-  <w:style w:type="paragraph" w:styleId="856">
+  <w:style w:type="paragraph" w:styleId="874">
     <w:name w:val="Subtitle"/>
-    <w:basedOn w:val="706"/>
-    <w:next w:val="706"/>
-    <w:link w:val="857"/>
+    <w:basedOn w:val="724"/>
+    <w:next w:val="724"/>
+    <w:link w:val="875"/>
     <w:uiPriority w:val="11"/>
     <w:qFormat/>
     <w:pPr>
@@ -32095,10 +32117,10 @@
       <w:szCs w:val="28"/>
     </w:rPr>
   </w:style>
-  <w:style w:type="character" w:styleId="857" w:customStyle="1">
+  <w:style w:type="character" w:styleId="875" w:customStyle="1">
     <w:name w:val="Подзаголовок Знак"/>
-    <w:basedOn w:val="716"/>
-    <w:link w:val="856"/>
+    <w:basedOn w:val="734"/>
+    <w:link w:val="874"/>
     <w:uiPriority w:val="11"/>
     <w:pPr>
       <w:pBdr/>
@@ -32112,11 +32134,11 @@
       <w:szCs w:val="28"/>
     </w:rPr>
   </w:style>
-  <w:style w:type="paragraph" w:styleId="858">
+  <w:style w:type="paragraph" w:styleId="876">
     <w:name w:val="Quote"/>
-    <w:basedOn w:val="706"/>
-    <w:next w:val="706"/>
-    <w:link w:val="859"/>
+    <w:basedOn w:val="724"/>
+    <w:next w:val="724"/>
+    <w:link w:val="877"/>
     <w:uiPriority w:val="29"/>
     <w:qFormat/>
     <w:pPr>
@@ -32131,10 +32153,10 @@
       <w:color w:val="404040" w:themeColor="text1" w:themeTint="BF"/>
     </w:rPr>
   </w:style>
-  <w:style w:type="character" w:styleId="859" w:customStyle="1">
+  <w:style w:type="character" w:styleId="877" w:customStyle="1">
     <w:name w:val="Цитата 2 Знак"/>
-    <w:basedOn w:val="716"/>
-    <w:link w:val="858"/>
+    <w:basedOn w:val="734"/>
+    <w:link w:val="876"/>
     <w:uiPriority w:val="29"/>
     <w:pPr>
       <w:pBdr/>
@@ -32147,9 +32169,9 @@
       <w:color w:val="404040" w:themeColor="text1" w:themeTint="BF"/>
     </w:rPr>
   </w:style>
-  <w:style w:type="character" w:styleId="860">
+  <w:style w:type="character" w:styleId="878">
     <w:name w:val="Intense Emphasis"/>
-    <w:basedOn w:val="716"/>
+    <w:basedOn w:val="734"/>
     <w:uiPriority w:val="21"/>
     <w:qFormat/>
     <w:pPr>
@@ -32163,11 +32185,11 @@
       <w:color w:val="2e74b5" w:themeColor="accent1" w:themeShade="BF"/>
     </w:rPr>
   </w:style>
-  <w:style w:type="paragraph" w:styleId="861">
+  <w:style w:type="paragraph" w:styleId="879">
     <w:name w:val="Intense Quote"/>
-    <w:basedOn w:val="706"/>
-    <w:next w:val="706"/>
-    <w:link w:val="862"/>
+    <w:basedOn w:val="724"/>
+    <w:next w:val="724"/>
+    <w:link w:val="880"/>
     <w:uiPriority w:val="30"/>
     <w:qFormat/>
     <w:pPr>
@@ -32185,10 +32207,10 @@
       <w:color w:val="2e74b5" w:themeColor="accent1" w:themeShade="BF"/>
     </w:rPr>
   </w:style>
-  <w:style w:type="character" w:styleId="862" w:customStyle="1">
+  <w:style w:type="character" w:styleId="880" w:customStyle="1">
     <w:name w:val="Выделенная цитата Знак"/>
-    <w:basedOn w:val="716"/>
-    <w:link w:val="861"/>
+    <w:basedOn w:val="734"/>
+    <w:link w:val="879"/>
     <w:uiPriority w:val="30"/>
     <w:pPr>
       <w:pBdr/>
@@ -32201,9 +32223,9 @@
       <w:color w:val="2e74b5" w:themeColor="accent1" w:themeShade="BF"/>
     </w:rPr>
   </w:style>
-  <w:style w:type="character" w:styleId="863">
+  <w:style w:type="character" w:styleId="881">
     <w:name w:val="Intense Reference"/>
-    <w:basedOn w:val="716"/>
+    <w:basedOn w:val="734"/>
     <w:uiPriority w:val="32"/>
     <w:qFormat/>
     <w:pPr>
@@ -32219,9 +32241,9 @@
       <w:spacing w:val="5"/>
     </w:rPr>
   </w:style>
-  <w:style w:type="character" w:styleId="864">
+  <w:style w:type="character" w:styleId="882">
     <w:name w:val="Subtle Emphasis"/>
-    <w:basedOn w:val="716"/>
+    <w:basedOn w:val="734"/>
     <w:uiPriority w:val="19"/>
     <w:qFormat/>
     <w:pPr>
@@ -32235,9 +32257,9 @@
       <w:color w:val="404040" w:themeColor="text1" w:themeTint="BF"/>
     </w:rPr>
   </w:style>
-  <w:style w:type="character" w:styleId="865">
+  <w:style w:type="character" w:styleId="883">
     <w:name w:val="Emphasis"/>
-    <w:basedOn w:val="716"/>
+    <w:basedOn w:val="734"/>
     <w:uiPriority w:val="20"/>
     <w:qFormat/>
     <w:pPr>
@@ -32250,9 +32272,9 @@
       <w:iCs/>
     </w:rPr>
   </w:style>
-  <w:style w:type="character" w:styleId="866">
+  <w:style w:type="character" w:styleId="884">
     <w:name w:val="Strong"/>
-    <w:basedOn w:val="716"/>
+    <w:basedOn w:val="734"/>
     <w:uiPriority w:val="22"/>
     <w:qFormat/>
     <w:pPr>
@@ -32265,9 +32287,9 @@
       <w:bCs/>
     </w:rPr>
   </w:style>
-  <w:style w:type="character" w:styleId="867">
+  <w:style w:type="character" w:styleId="885">
     <w:name w:val="Subtle Reference"/>
-    <w:basedOn w:val="716"/>
+    <w:basedOn w:val="734"/>
     <w:uiPriority w:val="31"/>
     <w:qFormat/>
     <w:pPr>
@@ -32280,9 +32302,9 @@
       <w:color w:val="5a5a5a" w:themeColor="text1" w:themeTint="A5"/>
     </w:rPr>
   </w:style>
-  <w:style w:type="character" w:styleId="868">
+  <w:style w:type="character" w:styleId="886">
     <w:name w:val="Book Title"/>
-    <w:basedOn w:val="716"/>
+    <w:basedOn w:val="734"/>
     <w:uiPriority w:val="33"/>
     <w:qFormat/>
     <w:pPr>
@@ -32298,10 +32320,10 @@
       <w:spacing w:val="5"/>
     </w:rPr>
   </w:style>
-  <w:style w:type="paragraph" w:styleId="869">
+  <w:style w:type="paragraph" w:styleId="887">
     <w:name w:val="Header"/>
-    <w:basedOn w:val="706"/>
-    <w:link w:val="870"/>
+    <w:basedOn w:val="724"/>
+    <w:link w:val="888"/>
     <w:uiPriority w:val="99"/>
     <w:unhideWhenUsed/>
     <w:pPr>
@@ -32314,10 +32336,10 @@
       <w:ind/>
     </w:pPr>
   </w:style>
-  <w:style w:type="character" w:styleId="870" w:customStyle="1">
+  <w:style w:type="character" w:styleId="888" w:customStyle="1">
     <w:name w:val="Верхний колонтитул Знак"/>
-    <w:basedOn w:val="716"/>
-    <w:link w:val="869"/>
+    <w:basedOn w:val="734"/>
+    <w:link w:val="887"/>
     <w:uiPriority w:val="99"/>
     <w:pPr>
       <w:pBdr/>
@@ -32325,10 +32347,10 @@
       <w:ind/>
     </w:pPr>
   </w:style>
-  <w:style w:type="paragraph" w:styleId="871">
+  <w:style w:type="paragraph" w:styleId="889">
     <w:name w:val="Footer"/>
-    <w:basedOn w:val="706"/>
-    <w:link w:val="872"/>
+    <w:basedOn w:val="724"/>
+    <w:link w:val="890"/>
     <w:uiPriority w:val="99"/>
     <w:unhideWhenUsed/>
     <w:pPr>
@@ -32341,10 +32363,10 @@
       <w:ind/>
     </w:pPr>
   </w:style>
-  <w:style w:type="character" w:styleId="872" w:customStyle="1">
+  <w:style w:type="character" w:styleId="890" w:customStyle="1">
     <w:name w:val="Нижний колонтитул Знак"/>
-    <w:basedOn w:val="716"/>
-    <w:link w:val="871"/>
+    <w:basedOn w:val="734"/>
+    <w:link w:val="889"/>
     <w:uiPriority w:val="99"/>
     <w:pPr>
       <w:pBdr/>
@@ -32352,10 +32374,10 @@
       <w:ind/>
     </w:pPr>
   </w:style>
-  <w:style w:type="paragraph" w:styleId="873">
+  <w:style w:type="paragraph" w:styleId="891">
     <w:name w:val="Caption"/>
-    <w:basedOn w:val="706"/>
-    <w:next w:val="706"/>
+    <w:basedOn w:val="724"/>
+    <w:next w:val="724"/>
     <w:uiPriority w:val="35"/>
     <w:unhideWhenUsed/>
     <w:qFormat/>
@@ -32372,10 +32394,10 @@
       <w:szCs w:val="18"/>
     </w:rPr>
   </w:style>
-  <w:style w:type="paragraph" w:styleId="874">
+  <w:style w:type="paragraph" w:styleId="892">
     <w:name w:val="footnote text"/>
-    <w:basedOn w:val="706"/>
-    <w:link w:val="875"/>
+    <w:basedOn w:val="724"/>
+    <w:link w:val="893"/>
     <w:uiPriority w:val="99"/>
     <w:semiHidden/>
     <w:unhideWhenUsed/>
@@ -32389,10 +32411,10 @@
       <w:szCs w:val="20"/>
     </w:rPr>
   </w:style>
-  <w:style w:type="character" w:styleId="875" w:customStyle="1">
+  <w:style w:type="character" w:styleId="893" w:customStyle="1">
     <w:name w:val="Текст сноски Знак"/>
-    <w:basedOn w:val="716"/>
-    <w:link w:val="874"/>
+    <w:basedOn w:val="734"/>
+    <w:link w:val="892"/>
     <w:uiPriority w:val="99"/>
     <w:semiHidden/>
     <w:pPr>
@@ -32405,9 +32427,9 @@
       <w:szCs w:val="20"/>
     </w:rPr>
   </w:style>
-  <w:style w:type="character" w:styleId="876">
+  <w:style w:type="character" w:styleId="894">
     <w:name w:val="footnote reference"/>
-    <w:basedOn w:val="716"/>
+    <w:basedOn w:val="734"/>
     <w:uiPriority w:val="99"/>
     <w:semiHidden/>
     <w:unhideWhenUsed/>
@@ -32420,10 +32442,10 @@
       <w:vertAlign w:val="superscript"/>
     </w:rPr>
   </w:style>
-  <w:style w:type="paragraph" w:styleId="877">
+  <w:style w:type="paragraph" w:styleId="895">
     <w:name w:val="endnote text"/>
-    <w:basedOn w:val="706"/>
-    <w:link w:val="878"/>
+    <w:basedOn w:val="724"/>
+    <w:link w:val="896"/>
     <w:uiPriority w:val="99"/>
     <w:semiHidden/>
     <w:unhideWhenUsed/>
@@ -32437,10 +32459,10 @@
       <w:szCs w:val="20"/>
     </w:rPr>
   </w:style>
-  <w:style w:type="character" w:styleId="878" w:customStyle="1">
+  <w:style w:type="character" w:styleId="896" w:customStyle="1">
     <w:name w:val="Текст концевой сноски Знак"/>
-    <w:basedOn w:val="716"/>
-    <w:link w:val="877"/>
+    <w:basedOn w:val="734"/>
+    <w:link w:val="895"/>
     <w:uiPriority w:val="99"/>
     <w:semiHidden/>
     <w:pPr>
@@ -32453,9 +32475,9 @@
       <w:szCs w:val="20"/>
     </w:rPr>
   </w:style>
-  <w:style w:type="character" w:styleId="879">
+  <w:style w:type="character" w:styleId="897">
     <w:name w:val="endnote reference"/>
-    <w:basedOn w:val="716"/>
+    <w:basedOn w:val="734"/>
     <w:uiPriority w:val="99"/>
     <w:semiHidden/>
     <w:unhideWhenUsed/>
@@ -32468,9 +32490,9 @@
       <w:vertAlign w:val="superscript"/>
     </w:rPr>
   </w:style>
-  <w:style w:type="character" w:styleId="880">
+  <w:style w:type="character" w:styleId="898">
     <w:name w:val="Hyperlink"/>
-    <w:basedOn w:val="716"/>
+    <w:basedOn w:val="734"/>
     <w:uiPriority w:val="99"/>
     <w:unhideWhenUsed/>
     <w:pPr>
@@ -32483,9 +32505,9 @@
       <w:u w:val="single"/>
     </w:rPr>
   </w:style>
-  <w:style w:type="character" w:styleId="881">
+  <w:style w:type="character" w:styleId="899">
     <w:name w:val="FollowedHyperlink"/>
-    <w:basedOn w:val="716"/>
+    <w:basedOn w:val="734"/>
     <w:uiPriority w:val="99"/>
     <w:semiHidden/>
     <w:unhideWhenUsed/>
@@ -32499,10 +32521,10 @@
       <w:u w:val="single"/>
     </w:rPr>
   </w:style>
-  <w:style w:type="paragraph" w:styleId="882">
+  <w:style w:type="paragraph" w:styleId="900">
     <w:name w:val="toc 1"/>
-    <w:basedOn w:val="706"/>
-    <w:next w:val="706"/>
+    <w:basedOn w:val="724"/>
+    <w:next w:val="724"/>
     <w:uiPriority w:val="39"/>
     <w:unhideWhenUsed/>
     <w:pPr>
@@ -32511,10 +32533,10 @@
       <w:ind/>
     </w:pPr>
   </w:style>
-  <w:style w:type="paragraph" w:styleId="883">
+  <w:style w:type="paragraph" w:styleId="901">
     <w:name w:val="toc 2"/>
-    <w:basedOn w:val="706"/>
-    <w:next w:val="706"/>
+    <w:basedOn w:val="724"/>
+    <w:next w:val="724"/>
     <w:uiPriority w:val="39"/>
     <w:unhideWhenUsed/>
     <w:pPr>
@@ -32523,10 +32545,10 @@
       <w:ind w:left="220"/>
     </w:pPr>
   </w:style>
-  <w:style w:type="paragraph" w:styleId="884">
+  <w:style w:type="paragraph" w:styleId="902">
     <w:name w:val="toc 3"/>
-    <w:basedOn w:val="706"/>
-    <w:next w:val="706"/>
+    <w:basedOn w:val="724"/>
+    <w:next w:val="724"/>
     <w:uiPriority w:val="39"/>
     <w:unhideWhenUsed/>
     <w:pPr>
@@ -32535,10 +32557,10 @@
       <w:ind w:left="440"/>
     </w:pPr>
   </w:style>
-  <w:style w:type="paragraph" w:styleId="885">
+  <w:style w:type="paragraph" w:styleId="903">
     <w:name w:val="toc 4"/>
-    <w:basedOn w:val="706"/>
-    <w:next w:val="706"/>
+    <w:basedOn w:val="724"/>
+    <w:next w:val="724"/>
     <w:uiPriority w:val="39"/>
     <w:unhideWhenUsed/>
     <w:pPr>
@@ -32547,10 +32569,10 @@
       <w:ind w:left="660"/>
     </w:pPr>
   </w:style>
-  <w:style w:type="paragraph" w:styleId="886">
+  <w:style w:type="paragraph" w:styleId="904">
     <w:name w:val="toc 5"/>
-    <w:basedOn w:val="706"/>
-    <w:next w:val="706"/>
+    <w:basedOn w:val="724"/>
+    <w:next w:val="724"/>
     <w:uiPriority w:val="39"/>
     <w:unhideWhenUsed/>
     <w:pPr>
@@ -32559,10 +32581,10 @@
       <w:ind w:left="880"/>
     </w:pPr>
   </w:style>
-  <w:style w:type="paragraph" w:styleId="887">
+  <w:style w:type="paragraph" w:styleId="905">
     <w:name w:val="toc 6"/>
-    <w:basedOn w:val="706"/>
-    <w:next w:val="706"/>
+    <w:basedOn w:val="724"/>
+    <w:next w:val="724"/>
     <w:uiPriority w:val="39"/>
     <w:unhideWhenUsed/>
     <w:pPr>
@@ -32571,10 +32593,10 @@
       <w:ind w:left="1100"/>
     </w:pPr>
   </w:style>
-  <w:style w:type="paragraph" w:styleId="888">
+  <w:style w:type="paragraph" w:styleId="906">
     <w:name w:val="toc 7"/>
-    <w:basedOn w:val="706"/>
-    <w:next w:val="706"/>
+    <w:basedOn w:val="724"/>
+    <w:next w:val="724"/>
     <w:uiPriority w:val="39"/>
     <w:unhideWhenUsed/>
     <w:pPr>
@@ -32583,10 +32605,10 @@
       <w:ind w:left="1320"/>
     </w:pPr>
   </w:style>
-  <w:style w:type="paragraph" w:styleId="889">
+  <w:style w:type="paragraph" w:styleId="907">
     <w:name w:val="toc 8"/>
-    <w:basedOn w:val="706"/>
-    <w:next w:val="706"/>
+    <w:basedOn w:val="724"/>
+    <w:next w:val="724"/>
     <w:uiPriority w:val="39"/>
     <w:unhideWhenUsed/>
     <w:pPr>
@@ -32595,10 +32617,10 @@
       <w:ind w:left="1540"/>
     </w:pPr>
   </w:style>
-  <w:style w:type="paragraph" w:styleId="890">
+  <w:style w:type="paragraph" w:styleId="908">
     <w:name w:val="toc 9"/>
-    <w:basedOn w:val="706"/>
-    <w:next w:val="706"/>
+    <w:basedOn w:val="724"/>
+    <w:next w:val="724"/>
     <w:uiPriority w:val="39"/>
     <w:unhideWhenUsed/>
     <w:pPr>
@@ -32607,7 +32629,7 @@
       <w:ind w:left="1760"/>
     </w:pPr>
   </w:style>
-  <w:style w:type="paragraph" w:styleId="891">
+  <w:style w:type="paragraph" w:styleId="909">
     <w:name w:val="TOC Heading"/>
     <w:uiPriority w:val="39"/>
     <w:unhideWhenUsed/>
@@ -32617,10 +32639,10 @@
       <w:ind/>
     </w:pPr>
   </w:style>
-  <w:style w:type="paragraph" w:styleId="892">
+  <w:style w:type="paragraph" w:styleId="910">
     <w:name w:val="table of figures"/>
-    <w:basedOn w:val="706"/>
-    <w:next w:val="706"/>
+    <w:basedOn w:val="724"/>
+    <w:next w:val="724"/>
     <w:uiPriority w:val="99"/>
     <w:unhideWhenUsed/>
     <w:pPr>
@@ -32629,9 +32651,9 @@
       <w:ind/>
     </w:pPr>
   </w:style>
-  <w:style w:type="paragraph" w:styleId="893">
+  <w:style w:type="paragraph" w:styleId="911">
     <w:name w:val="No Spacing"/>
-    <w:basedOn w:val="706"/>
+    <w:basedOn w:val="724"/>
     <w:uiPriority w:val="1"/>
     <w:qFormat/>
     <w:pPr>
@@ -32640,9 +32662,9 @@
       <w:ind/>
     </w:pPr>
   </w:style>
-  <w:style w:type="paragraph" w:styleId="894">
+  <w:style w:type="paragraph" w:styleId="912">
     <w:name w:val="List Paragraph"/>
-    <w:basedOn w:val="706"/>
+    <w:basedOn w:val="724"/>
     <w:uiPriority w:val="34"/>
     <w:qFormat/>
     <w:pPr>

--- a/Ответ на рецензию.docx
+++ b/Ответ на рецензию.docx
@@ -524,6 +524,11 @@
           <w:highlight w:val="none"/>
         </w:rPr>
       </w:r>
+      <w:r>
+        <w:rPr>
+          <w:highlight w:val="none"/>
+        </w:rPr>
+      </w:r>
     </w:p>
     <w:p>
       <w:pPr>
@@ -544,7 +549,14 @@
           <w:highlight w:val="none"/>
           <w:lang w:val="ru-RU"/>
         </w:rPr>
-        <w:t xml:space="preserve">Псевдогод был переработан. Добавлены подробности перебора. Указан распараллеливаемный цикл.</w:t>
+        <w:t xml:space="preserve">Псевдо</w:t>
+      </w:r>
+      <w:r>
+        <w:rPr>
+          <w:highlight w:val="none"/>
+          <w:lang w:val="ru-RU"/>
+        </w:rPr>
+        <w:t xml:space="preserve">код был переработан. Добавлены подробности перебора. Указан распараллеливаемый цикл.</w:t>
       </w:r>
       <w:r>
         <w:rPr>

--- a/Ответ на рецензию.docx
+++ b/Ответ на рецензию.docx
@@ -304,28 +304,28 @@
         <w:t xml:space="preserve">13</w:t>
       </w:r>
       <w:r>
-        <w:t xml:space="preserve">]</w:t>
+        <w:t xml:space="preserve">] был анонсирован алгоритм, а так</w:t>
+      </w:r>
+      <w:r>
+        <w:rPr>
+          <w:lang w:val="en-US"/>
+        </w:rPr>
+        <w:t xml:space="preserve"> </w:t>
+      </w:r>
+      <w:r>
+        <w:rPr>
+          <w:lang w:val="ru-RU"/>
+        </w:rPr>
+        <w:t xml:space="preserve">же</w:t>
       </w:r>
       <w:r>
         <w:t xml:space="preserve"> приведены </w:t>
       </w:r>
       <w:r>
-        <w:t xml:space="preserve">результаты исследований,</w:t>
+        <w:t xml:space="preserve">результаты численных экспериментов проведённых с его помощью. В</w:t>
       </w:r>
       <w:r>
-        <w:t xml:space="preserve"> полученные </w:t>
-      </w:r>
-      <w:r>
-        <w:t xml:space="preserve">с помощью</w:t>
-      </w:r>
-      <w:r>
-        <w:t xml:space="preserve"> алгоритма</w:t>
-      </w:r>
-      <w:r>
-        <w:t xml:space="preserve">, представленного в текущей работе. Это один и тот же алгоритм</w:t>
-      </w:r>
-      <w:r>
-        <w:t xml:space="preserve">. </w:t>
+        <w:t xml:space="preserve"> текущей работе раскрывается суть алгоритма, подробности его реализации и сравнение производительности работы. </w:t>
       </w:r>
       <w:r/>
     </w:p>

--- a/Ответ на рецензию.docx
+++ b/Ответ на рецензию.docx
@@ -581,9 +581,13 @@
         <w:t xml:space="preserve">В раздел реализации алгоритма добавлен поясняющий рисунок с подробностями о использовании памяти и взаимодействии потоков.</w:t>
       </w:r>
       <w:r>
+        <w:t xml:space="preserve"> Добавлены подробности по распараллеливанию алгоритма на </w:t>
+      </w:r>
+      <w:r>
         <w:rPr>
-          <w:highlight w:val="red"/>
+          <w:lang w:val="en-US"/>
         </w:rPr>
+        <w:t xml:space="preserve">CUDA</w:t>
       </w:r>
       <w:r/>
     </w:p>
@@ -750,6 +754,17 @@
         <w:t xml:space="preserve">»</w:t>
       </w:r>
       <w:r/>
+      <w:r>
+        <w:rPr>
+          <w:highlight w:val="none"/>
+        </w:rPr>
+      </w:r>
+      <w:r>
+        <w:rPr>
+          <w:highlight w:val="none"/>
+        </w:rPr>
+      </w:r>
+      <w:r/>
     </w:p>
     <w:p>
       <w:pPr>
@@ -757,7 +772,9 @@
         <w:spacing/>
         <w:ind/>
         <w:jc w:val="both"/>
-        <w:rPr/>
+        <w:rPr>
+          <w:highlight w:val="none"/>
+        </w:rPr>
       </w:pPr>
       <w:r>
         <w:t xml:space="preserve">Как утверждает Р. Бэкстер в основополагающей работе ``</w:t>
@@ -828,7 +845,9 @@
         <w:spacing/>
         <w:ind/>
         <w:jc w:val="both"/>
-        <w:rPr/>
+        <w:rPr>
+          <w:highlight w:val="none"/>
+        </w:rPr>
       </w:pPr>
       <w:r>
         <w:t xml:space="preserve">Общепринято считать, что </w:t>
@@ -858,6 +877,27 @@
         <w:t xml:space="preserve">].</w:t>
       </w:r>
       <w:r/>
+    </w:p>
+    <w:p>
+      <w:pPr>
+        <w:pBdr/>
+        <w:spacing/>
+        <w:ind/>
+        <w:jc w:val="both"/>
+        <w:rPr/>
+      </w:pPr>
+      <w:r>
+        <w:rPr>
+          <w:highlight w:val="none"/>
+          <w:lang w:val="ru-RU"/>
+        </w:rPr>
+        <w:t xml:space="preserve">Определение точно решаемых моделей помещено в начало Введения. Определение точного решения модели Изинга помещено в текст</w:t>
+      </w:r>
+      <w:r>
+        <w:rPr>
+          <w:highlight w:val="none"/>
+        </w:rPr>
+      </w:r>
     </w:p>
     <w:p>
       <w:pPr>
